--- a/templates/template_exam_midterm.docx
+++ b/templates/template_exam_midterm.docx
@@ -1,6 +1,6 @@
 
 <file path=word/document.xml><?xml version="1.0" encoding="utf-8"?>
-<w:document xmlns:wpc="http://schemas.microsoft.com/office/word/2010/wordprocessingCanvas" xmlns:cx="http://schemas.microsoft.com/office/drawing/2014/chartex" xmlns:cx1="http://schemas.microsoft.com/office/drawing/2015/9/8/chartex" xmlns:cx2="http://schemas.microsoft.com/office/drawing/2015/10/21/chartex" xmlns:cx3="http://schemas.microsoft.com/office/drawing/2016/5/9/chartex" xmlns:cx4="http://schemas.microsoft.com/office/drawing/2016/5/10/chartex" xmlns:cx5="http://schemas.microsoft.com/office/drawing/2016/5/11/chartex" xmlns:cx6="http://schemas.microsoft.com/office/drawing/2016/5/12/chartex" xmlns:cx7="http://schemas.microsoft.com/office/drawing/2016/5/13/chartex" xmlns:cx8="http://schemas.microsoft.com/office/drawing/2016/5/14/chartex" xmlns:mc="http://schemas.openxmlformats.org/markup-compatibility/2006" xmlns:aink="http://schemas.microsoft.com/office/drawing/2016/ink" xmlns:am3d="http://schemas.microsoft.com/office/drawing/2017/model3d" xmlns:o="urn:schemas-microsoft-com:office:office" xmlns:oel="http://schemas.microsoft.com/office/2019/extlst" xmlns:r="http://schemas.openxmlformats.org/officeDocument/2006/relationships" xmlns:m="http://schemas.openxmlformats.org/officeDocument/2006/math" xmlns:v="urn:schemas-microsoft-com:vml" xmlns:wp14="http://schemas.microsoft.com/office/word/2010/wordprocessingDrawing" xmlns:wp="http://schemas.openxmlformats.org/drawingml/2006/wordprocessingDrawing" xmlns:w10="urn:schemas-microsoft-com:office:word" xmlns:w="http://schemas.openxmlformats.org/wordprocessingml/2006/main" xmlns:w14="http://schemas.microsoft.com/office/word/2010/wordml" xmlns:w15="http://schemas.microsoft.com/office/word/2012/wordml" xmlns:w16cex="http://schemas.microsoft.com/office/word/2018/wordml/cex" xmlns:w16cid="http://schemas.microsoft.com/office/word/2016/wordml/cid" xmlns:w16="http://schemas.microsoft.com/office/word/2018/wordml" xmlns:w16du="http://schemas.microsoft.com/office/word/2023/wordml/word16du" xmlns:w16sdtdh="http://schemas.microsoft.com/office/word/2020/wordml/sdtdatahash" xmlns:w16sdtfl="http://schemas.microsoft.com/office/word/2024/wordml/sdtformatlock" xmlns:w16se="http://schemas.microsoft.com/office/word/2015/wordml/symex" xmlns:wpg="http://schemas.microsoft.com/office/word/2010/wordprocessingGroup" xmlns:wpi="http://schemas.microsoft.com/office/word/2010/wordprocessingInk" xmlns:wne="http://schemas.microsoft.com/office/word/2006/wordml" xmlns:wps="http://schemas.microsoft.com/office/word/2010/wordprocessingShape" mc:Ignorable="w14 w15 w16se w16cid w16 w16cex w16sdtdh w16sdtfl w16du wp14">
+<w:document xmlns:wpc="http://schemas.microsoft.com/office/word/2010/wordprocessingCanvas" xmlns:cx="http://schemas.microsoft.com/office/drawing/2014/chartex" xmlns:cx1="http://schemas.microsoft.com/office/drawing/2015/9/8/chartex" xmlns:cx2="http://schemas.microsoft.com/office/drawing/2015/10/21/chartex" xmlns:cx3="http://schemas.microsoft.com/office/drawing/2016/5/9/chartex" xmlns:cx4="http://schemas.microsoft.com/office/drawing/2016/5/10/chartex" xmlns:cx5="http://schemas.microsoft.com/office/drawing/2016/5/11/chartex" xmlns:cx6="http://schemas.microsoft.com/office/drawing/2016/5/12/chartex" xmlns:cx7="http://schemas.microsoft.com/office/drawing/2016/5/13/chartex" xmlns:cx8="http://schemas.microsoft.com/office/drawing/2016/5/14/chartex" xmlns:mc="http://schemas.openxmlformats.org/markup-compatibility/2006" xmlns:aink="http://schemas.microsoft.com/office/drawing/2016/ink" xmlns:am3d="http://schemas.microsoft.com/office/drawing/2017/model3d" xmlns:o="urn:schemas-microsoft-com:office:office" xmlns:oel="http://schemas.microsoft.com/office/2019/extlst" xmlns:r="http://schemas.openxmlformats.org/officeDocument/2006/relationships" xmlns:m="http://schemas.openxmlformats.org/officeDocument/2006/math" xmlns:v="urn:schemas-microsoft-com:vml" xmlns:wp14="http://schemas.microsoft.com/office/word/2010/wordprocessingDrawing" xmlns:wp="http://schemas.openxmlformats.org/drawingml/2006/wordprocessingDrawing" xmlns:w10="urn:schemas-microsoft-com:office:word" xmlns:w="http://schemas.openxmlformats.org/wordprocessingml/2006/main" xmlns:w14="http://schemas.microsoft.com/office/word/2010/wordml" xmlns:w15="http://schemas.microsoft.com/office/word/2012/wordml" xmlns:w16cei="http://schemas.microsoft.com/office/word/2026/wordml/cei" xmlns:w16cex="http://schemas.microsoft.com/office/word/2018/wordml/cex" xmlns:w16cid="http://schemas.microsoft.com/office/word/2016/wordml/cid" xmlns:w16="http://schemas.microsoft.com/office/word/2018/wordml" xmlns:w16du="http://schemas.microsoft.com/office/word/2023/wordml/word16du" xmlns:w16sdtdh="http://schemas.microsoft.com/office/word/2020/wordml/sdtdatahash" xmlns:w16sdtfl="http://schemas.microsoft.com/office/word/2024/wordml/sdtformatlock" xmlns:w16se="http://schemas.microsoft.com/office/word/2015/wordml/symex" xmlns:wpg="http://schemas.microsoft.com/office/word/2010/wordprocessingGroup" xmlns:wpi="http://schemas.microsoft.com/office/word/2010/wordprocessingInk" xmlns:wne="http://schemas.microsoft.com/office/word/2006/wordml" xmlns:wps="http://schemas.microsoft.com/office/word/2010/wordprocessingShape" mc:Ignorable="w14 w15 w16se w16cid w16 w16cex w16sdtdh w16sdtfl w16du wp14">
   <w:body>
     <w:p>
       <w:pPr>
@@ -144,530 +144,317 @@
         </mc:AlternateContent>
       </w:r>
     </w:p>
-    <w:p>
-      <w:pPr>
-        <w:tabs>
-          <w:tab w:val="left" w:pos="720"/>
-          <w:tab w:val="left" w:pos="1440"/>
-          <w:tab w:val="left" w:pos="2160"/>
-          <w:tab w:val="left" w:pos="2880"/>
-          <w:tab w:val="left" w:pos="3600"/>
-          <w:tab w:val="left" w:pos="4320"/>
-          <w:tab w:val="left" w:pos="5040"/>
-          <w:tab w:val="left" w:pos="5760"/>
-          <w:tab w:val="left" w:pos="6480"/>
-          <w:tab w:val="left" w:pos="7200"/>
-          <w:tab w:val="left" w:pos="7920"/>
-          <w:tab w:val="left" w:pos="8640"/>
-          <w:tab w:val="left" w:pos="9360"/>
-          <w:tab w:val="right" w:pos="10080"/>
-        </w:tabs>
-        <w:spacing w:line="360" w:lineRule="auto"/>
-        <w:jc w:val="both"/>
-        <w:rPr>
-          <w:rFonts w:ascii="Arial" w:hAnsi="Arial" w:cs="Arial"/>
-          <w:sz w:val="20"/>
-          <w:szCs w:val="20"/>
-        </w:rPr>
-      </w:pPr>
-      <w:r>
-        <w:rPr>
-          <w:rFonts w:ascii="Arial" w:hAnsi="Arial" w:cs="Arial"/>
-        </w:rPr>
-        <w:t>INSTRUCTOR’S NAME/SIGNATURE</w:t>
-      </w:r>
-      <w:r>
-        <w:rPr>
-          <w:rFonts w:ascii="Arial" w:hAnsi="Arial" w:cs="Arial"/>
-          <w:sz w:val="20"/>
-          <w:szCs w:val="20"/>
-        </w:rPr>
-        <w:tab/>
-        <w:t xml:space="preserve">:  </w:t>
-      </w:r>
-      <w:r>
-        <w:rPr>
-          <w:rFonts w:ascii="Arial" w:hAnsi="Arial" w:cs="Arial"/>
-          <w:sz w:val="20"/>
-          <w:szCs w:val="20"/>
-          <w:u w:val="single"/>
-        </w:rPr>
-        <w:t>DAN JOSEPH A. ORTEGA</w:t>
-      </w:r>
-      <w:r>
-        <w:rPr>
-          <w:rFonts w:ascii="Arial" w:hAnsi="Arial" w:cs="Arial"/>
-          <w:sz w:val="20"/>
-          <w:szCs w:val="20"/>
-          <w:u w:val="single"/>
-        </w:rPr>
-        <w:tab/>
-      </w:r>
-      <w:r>
-        <w:rPr>
-          <w:rFonts w:ascii="Arial" w:hAnsi="Arial" w:cs="Arial"/>
-          <w:sz w:val="20"/>
-          <w:szCs w:val="20"/>
-          <w:u w:val="single"/>
-        </w:rPr>
-        <w:tab/>
-      </w:r>
-      <w:r>
-        <w:rPr>
-          <w:rFonts w:ascii="Arial" w:hAnsi="Arial" w:cs="Arial"/>
-          <w:sz w:val="20"/>
-          <w:szCs w:val="20"/>
-          <w:u w:val="single"/>
-        </w:rPr>
-        <w:tab/>
-      </w:r>
-    </w:p>
-    <w:p>
-      <w:pPr>
-        <w:spacing w:line="360" w:lineRule="auto"/>
-        <w:jc w:val="both"/>
-        <w:rPr>
-          <w:rFonts w:ascii="Arial" w:hAnsi="Arial" w:cs="Arial"/>
-          <w:sz w:val="20"/>
-          <w:szCs w:val="20"/>
-          <w:u w:val="single"/>
-        </w:rPr>
-      </w:pPr>
-      <w:r>
-        <w:rPr>
-          <w:rFonts w:ascii="Arial" w:hAnsi="Arial" w:cs="Arial"/>
-        </w:rPr>
-        <w:t>COURSE / YEAR / SECTION</w:t>
-      </w:r>
-      <w:r>
-        <w:rPr>
-          <w:rFonts w:ascii="Arial" w:hAnsi="Arial" w:cs="Arial"/>
-          <w:sz w:val="20"/>
-          <w:szCs w:val="20"/>
-        </w:rPr>
-        <w:tab/>
-      </w:r>
-      <w:r>
-        <w:rPr>
-          <w:rFonts w:ascii="Arial" w:hAnsi="Arial" w:cs="Arial"/>
-          <w:sz w:val="20"/>
-          <w:szCs w:val="20"/>
-        </w:rPr>
-        <w:tab/>
-        <w:t xml:space="preserve">: </w:t>
-      </w:r>
-      <w:r>
-        <w:rPr>
-          <w:rFonts w:ascii="Arial" w:hAnsi="Arial" w:cs="Arial"/>
-          <w:sz w:val="20"/>
-          <w:szCs w:val="20"/>
-          <w:u w:val="single"/>
-        </w:rPr>
-        <w:t xml:space="preserve"> BS</w:t>
-      </w:r>
-      <w:r>
-        <w:rPr>
-          <w:rFonts w:ascii="Arial" w:hAnsi="Arial" w:cs="Arial"/>
-          <w:sz w:val="20"/>
-          <w:szCs w:val="20"/>
-          <w:u w:val="single"/>
-        </w:rPr>
-        <w:t xml:space="preserve">CS </w:t>
-      </w:r>
-      <w:r>
-        <w:rPr>
-          <w:rFonts w:ascii="Arial" w:hAnsi="Arial" w:cs="Arial"/>
-          <w:sz w:val="20"/>
-          <w:szCs w:val="20"/>
-          <w:u w:val="single"/>
-        </w:rPr>
-        <w:t>1-4</w:t>
-      </w:r>
-      <w:r>
-        <w:rPr>
-          <w:rFonts w:ascii="Arial" w:hAnsi="Arial" w:cs="Arial"/>
-          <w:sz w:val="20"/>
-          <w:szCs w:val="20"/>
-          <w:u w:val="single"/>
-        </w:rPr>
-        <w:tab/>
-      </w:r>
-      <w:r>
-        <w:rPr>
-          <w:rFonts w:ascii="Arial" w:hAnsi="Arial" w:cs="Arial"/>
-          <w:sz w:val="20"/>
-          <w:szCs w:val="20"/>
-          <w:u w:val="single"/>
-        </w:rPr>
-        <w:tab/>
-      </w:r>
-      <w:r>
-        <w:rPr>
-          <w:rFonts w:ascii="Arial" w:hAnsi="Arial" w:cs="Arial"/>
-          <w:sz w:val="20"/>
-          <w:szCs w:val="20"/>
-          <w:u w:val="single"/>
-        </w:rPr>
-        <w:tab/>
-      </w:r>
-      <w:r>
-        <w:rPr>
-          <w:rFonts w:ascii="Arial" w:hAnsi="Arial" w:cs="Arial"/>
-          <w:sz w:val="20"/>
-          <w:szCs w:val="20"/>
-          <w:u w:val="single"/>
-        </w:rPr>
-        <w:tab/>
-      </w:r>
-      <w:r>
-        <w:rPr>
-          <w:rFonts w:ascii="Arial" w:hAnsi="Arial" w:cs="Arial"/>
-          <w:sz w:val="20"/>
-          <w:szCs w:val="20"/>
-          <w:u w:val="single"/>
-        </w:rPr>
-        <w:tab/>
-      </w:r>
-    </w:p>
-    <w:p>
-      <w:pPr>
-        <w:spacing w:line="360" w:lineRule="auto"/>
-        <w:jc w:val="both"/>
-        <w:rPr>
-          <w:rFonts w:ascii="Arial" w:hAnsi="Arial" w:cs="Arial"/>
-          <w:sz w:val="20"/>
-          <w:szCs w:val="20"/>
-          <w:u w:val="single"/>
-        </w:rPr>
-      </w:pPr>
-      <w:r>
-        <w:rPr>
-          <w:rFonts w:ascii="Arial" w:hAnsi="Arial" w:cs="Arial"/>
-        </w:rPr>
-        <w:t>SCHEDULE CODE</w:t>
-      </w:r>
-      <w:r>
-        <w:rPr>
-          <w:rFonts w:ascii="Arial" w:hAnsi="Arial" w:cs="Arial"/>
-          <w:sz w:val="20"/>
-          <w:szCs w:val="20"/>
-        </w:rPr>
-        <w:tab/>
-      </w:r>
-      <w:r>
-        <w:rPr>
-          <w:rFonts w:ascii="Arial" w:hAnsi="Arial" w:cs="Arial"/>
-          <w:sz w:val="20"/>
-          <w:szCs w:val="20"/>
-        </w:rPr>
-        <w:tab/>
-      </w:r>
-      <w:r>
-        <w:rPr>
-          <w:rFonts w:ascii="Arial" w:hAnsi="Arial" w:cs="Arial"/>
-          <w:sz w:val="20"/>
-          <w:szCs w:val="20"/>
-        </w:rPr>
-        <w:tab/>
-      </w:r>
-      <w:r>
-        <w:rPr>
-          <w:rFonts w:ascii="Arial" w:hAnsi="Arial" w:cs="Arial"/>
-          <w:sz w:val="20"/>
-          <w:szCs w:val="20"/>
-        </w:rPr>
-        <w:tab/>
-      </w:r>
-      <w:r>
-        <w:rPr>
-          <w:rFonts w:ascii="Arial" w:hAnsi="Arial" w:cs="Arial"/>
-          <w:sz w:val="20"/>
-          <w:szCs w:val="20"/>
-        </w:rPr>
-        <w:t xml:space="preserve">:  </w:t>
-      </w:r>
-      <w:r>
-        <w:rPr>
-          <w:rFonts w:ascii="Arial" w:hAnsi="Arial" w:cs="Arial"/>
-          <w:sz w:val="20"/>
-          <w:szCs w:val="20"/>
-          <w:u w:val="single"/>
-        </w:rPr>
-        <w:t>202522383</w:t>
-      </w:r>
-      <w:r>
-        <w:rPr>
-          <w:rFonts w:ascii="Arial" w:hAnsi="Arial" w:cs="Arial"/>
-          <w:sz w:val="20"/>
-          <w:szCs w:val="20"/>
-          <w:u w:val="single"/>
-        </w:rPr>
-        <w:tab/>
-      </w:r>
-      <w:r>
-        <w:rPr>
-          <w:rFonts w:ascii="Arial" w:hAnsi="Arial" w:cs="Arial"/>
-          <w:sz w:val="20"/>
-          <w:szCs w:val="20"/>
-          <w:u w:val="single"/>
-        </w:rPr>
-        <w:tab/>
-      </w:r>
-      <w:r>
-        <w:rPr>
-          <w:rFonts w:ascii="Arial" w:hAnsi="Arial" w:cs="Arial"/>
-          <w:sz w:val="20"/>
-          <w:szCs w:val="20"/>
-          <w:u w:val="single"/>
-        </w:rPr>
-        <w:tab/>
-      </w:r>
-      <w:r>
-        <w:rPr>
-          <w:rFonts w:ascii="Arial" w:hAnsi="Arial" w:cs="Arial"/>
-          <w:sz w:val="20"/>
-          <w:szCs w:val="20"/>
-          <w:u w:val="single"/>
-        </w:rPr>
-        <w:tab/>
-      </w:r>
-      <w:r>
-        <w:rPr>
-          <w:rFonts w:ascii="Arial" w:hAnsi="Arial" w:cs="Arial"/>
-          <w:sz w:val="20"/>
-          <w:szCs w:val="20"/>
-          <w:u w:val="single"/>
-        </w:rPr>
-        <w:tab/>
-      </w:r>
-    </w:p>
-    <w:p>
-      <w:pPr>
-        <w:spacing w:line="360" w:lineRule="auto"/>
-        <w:ind w:left="4320" w:hanging="4320"/>
-        <w:jc w:val="both"/>
-        <w:rPr>
-          <w:rFonts w:ascii="Arial" w:hAnsi="Arial" w:cs="Arial"/>
-          <w:sz w:val="20"/>
-          <w:szCs w:val="20"/>
-          <w:u w:val="single"/>
-        </w:rPr>
-      </w:pPr>
-      <w:r>
-        <w:rPr>
-          <w:rFonts w:ascii="Arial" w:hAnsi="Arial" w:cs="Arial"/>
-        </w:rPr>
-        <w:t>SUBJECT CODE / TITLE</w:t>
-      </w:r>
-      <w:r>
-        <w:rPr>
-          <w:rFonts w:ascii="Arial" w:hAnsi="Arial" w:cs="Arial"/>
-          <w:sz w:val="20"/>
-          <w:szCs w:val="20"/>
-        </w:rPr>
-        <w:tab/>
-        <w:t>:</w:t>
-      </w:r>
-      <w:r>
-        <w:t xml:space="preserve"> </w:t>
-      </w:r>
-      <w:r>
-        <w:rPr>
-          <w:rFonts w:ascii="Arial" w:hAnsi="Arial" w:cs="Arial"/>
-          <w:sz w:val="20"/>
-          <w:szCs w:val="20"/>
-          <w:u w:val="single"/>
-        </w:rPr>
-        <w:t>ITEC 50B</w:t>
-      </w:r>
-      <w:r>
-        <w:rPr>
-          <w:rFonts w:ascii="Arial" w:hAnsi="Arial" w:cs="Arial"/>
-          <w:sz w:val="20"/>
-          <w:szCs w:val="20"/>
-          <w:u w:val="single"/>
-        </w:rPr>
-        <w:t xml:space="preserve"> </w:t>
-      </w:r>
-      <w:r>
-        <w:rPr>
-          <w:rFonts w:ascii="Arial" w:hAnsi="Arial" w:cs="Arial"/>
-          <w:sz w:val="20"/>
-          <w:szCs w:val="20"/>
-          <w:u w:val="single"/>
-        </w:rPr>
-        <w:t>–</w:t>
-      </w:r>
-      <w:r>
-        <w:rPr>
-          <w:rFonts w:ascii="Arial" w:hAnsi="Arial" w:cs="Arial"/>
-          <w:sz w:val="20"/>
-          <w:szCs w:val="20"/>
-          <w:u w:val="single"/>
-        </w:rPr>
-        <w:t xml:space="preserve"> </w:t>
-      </w:r>
-      <w:r>
-        <w:rPr>
-          <w:rFonts w:ascii="Arial" w:hAnsi="Arial" w:cs="Arial"/>
-          <w:sz w:val="20"/>
-          <w:szCs w:val="20"/>
-          <w:u w:val="single"/>
-        </w:rPr>
-        <w:t>WEB SYSTEMS AND TECHNOLOGIES</w:t>
-      </w:r>
-      <w:r>
-        <w:rPr>
-          <w:rFonts w:ascii="Arial" w:hAnsi="Arial" w:cs="Arial"/>
-          <w:sz w:val="20"/>
-          <w:szCs w:val="20"/>
-          <w:u w:val="single"/>
-        </w:rPr>
-        <w:tab/>
-      </w:r>
-      <w:r>
-        <w:rPr>
-          <w:rFonts w:ascii="Arial" w:hAnsi="Arial" w:cs="Arial"/>
-          <w:sz w:val="20"/>
-          <w:szCs w:val="20"/>
-          <w:u w:val="single"/>
-        </w:rPr>
-        <w:tab/>
-      </w:r>
-      <w:r>
-        <w:rPr>
-          <w:rFonts w:ascii="Arial" w:hAnsi="Arial" w:cs="Arial"/>
-          <w:sz w:val="20"/>
-          <w:szCs w:val="20"/>
-          <w:u w:val="single"/>
-        </w:rPr>
-        <w:tab/>
-      </w:r>
-      <w:r>
-        <w:rPr>
-          <w:rFonts w:ascii="Arial" w:hAnsi="Arial" w:cs="Arial"/>
-          <w:sz w:val="20"/>
-          <w:szCs w:val="20"/>
-          <w:u w:val="single"/>
-        </w:rPr>
-        <w:tab/>
-      </w:r>
-    </w:p>
-    <w:p>
-      <w:pPr>
-        <w:spacing w:line="360" w:lineRule="auto"/>
-        <w:jc w:val="both"/>
-        <w:rPr>
-          <w:rFonts w:ascii="Arial" w:hAnsi="Arial" w:cs="Arial"/>
-          <w:sz w:val="20"/>
-          <w:szCs w:val="20"/>
-          <w:u w:val="single"/>
-        </w:rPr>
-      </w:pPr>
-      <w:r>
-        <w:rPr>
-          <w:rFonts w:ascii="Arial" w:hAnsi="Arial" w:cs="Arial"/>
-        </w:rPr>
-        <w:t>SEMESTER / ACADEMIC YEAR</w:t>
-      </w:r>
-      <w:r>
-        <w:rPr>
-          <w:rFonts w:ascii="Arial" w:hAnsi="Arial" w:cs="Arial"/>
-          <w:sz w:val="20"/>
-          <w:szCs w:val="20"/>
-        </w:rPr>
-        <w:tab/>
-      </w:r>
-      <w:r>
-        <w:rPr>
-          <w:rFonts w:ascii="Arial" w:hAnsi="Arial" w:cs="Arial"/>
-          <w:sz w:val="20"/>
-          <w:szCs w:val="20"/>
-        </w:rPr>
-        <w:tab/>
-      </w:r>
-      <w:r>
-        <w:rPr>
-          <w:rFonts w:ascii="Arial" w:hAnsi="Arial" w:cs="Arial"/>
-          <w:sz w:val="20"/>
-          <w:szCs w:val="20"/>
-        </w:rPr>
-        <w:t xml:space="preserve">:  </w:t>
-      </w:r>
-      <w:r>
-        <w:rPr>
-          <w:rFonts w:ascii="Arial" w:hAnsi="Arial" w:cs="Arial"/>
-          <w:sz w:val="20"/>
-          <w:szCs w:val="20"/>
-          <w:u w:val="single"/>
-        </w:rPr>
-        <w:t xml:space="preserve"> </w:t>
-      </w:r>
-      <w:r>
-        <w:rPr>
-          <w:rFonts w:ascii="Arial" w:hAnsi="Arial" w:cs="Arial"/>
-          <w:sz w:val="20"/>
-          <w:szCs w:val="20"/>
-          <w:u w:val="single"/>
-        </w:rPr>
-        <w:t>2</w:t>
-      </w:r>
-      <w:r>
-        <w:rPr>
-          <w:rFonts w:ascii="Arial" w:hAnsi="Arial" w:cs="Arial"/>
-          <w:sz w:val="20"/>
-          <w:szCs w:val="20"/>
-          <w:u w:val="single"/>
-          <w:vertAlign w:val="superscript"/>
-        </w:rPr>
-        <w:t>nd</w:t>
-      </w:r>
-      <w:r>
-        <w:rPr>
-          <w:rFonts w:ascii="Arial" w:hAnsi="Arial" w:cs="Arial"/>
-          <w:sz w:val="20"/>
-          <w:szCs w:val="20"/>
-          <w:u w:val="single"/>
-        </w:rPr>
-        <w:t xml:space="preserve"> 2025 – 2026</w:t>
-      </w:r>
-      <w:r>
-        <w:rPr>
-          <w:rFonts w:ascii="Arial" w:hAnsi="Arial" w:cs="Arial"/>
-          <w:sz w:val="20"/>
-          <w:szCs w:val="20"/>
-          <w:u w:val="single"/>
-        </w:rPr>
-        <w:tab/>
-      </w:r>
-      <w:r>
-        <w:rPr>
-          <w:rFonts w:ascii="Arial" w:hAnsi="Arial" w:cs="Arial"/>
-          <w:sz w:val="20"/>
-          <w:szCs w:val="20"/>
-          <w:u w:val="single"/>
-        </w:rPr>
-        <w:tab/>
-      </w:r>
-      <w:r>
-        <w:rPr>
-          <w:rFonts w:ascii="Arial" w:hAnsi="Arial" w:cs="Arial"/>
-          <w:sz w:val="20"/>
-          <w:szCs w:val="20"/>
-          <w:u w:val="single"/>
-        </w:rPr>
-        <w:tab/>
-      </w:r>
-      <w:r>
-        <w:rPr>
-          <w:rFonts w:ascii="Arial" w:hAnsi="Arial" w:cs="Arial"/>
-          <w:sz w:val="20"/>
-          <w:szCs w:val="20"/>
-          <w:u w:val="single"/>
-        </w:rPr>
-        <w:tab/>
-      </w:r>
-    </w:p>
+    <w:tbl>
+      <w:tblPr>
+        <w:tblStyle w:val="TableGrid"/>
+        <w:tblW w:w="9153" w:type="dxa"/>
+        <w:tblInd w:w="-225" w:type="dxa"/>
+        <w:tblBorders>
+          <w:top w:val="none" w:sz="0" w:space="0" w:color="auto"/>
+          <w:left w:val="none" w:sz="0" w:space="0" w:color="auto"/>
+          <w:bottom w:val="none" w:sz="0" w:space="0" w:color="auto"/>
+          <w:right w:val="none" w:sz="0" w:space="0" w:color="auto"/>
+          <w:insideH w:val="none" w:sz="0" w:space="0" w:color="auto"/>
+          <w:insideV w:val="none" w:sz="0" w:space="0" w:color="auto"/>
+        </w:tblBorders>
+        <w:tblLook w:val="04A0" w:firstRow="1" w:lastRow="0" w:firstColumn="1" w:lastColumn="0" w:noHBand="0" w:noVBand="1"/>
+      </w:tblPr>
+      <w:tblGrid>
+        <w:gridCol w:w="3933"/>
+        <w:gridCol w:w="5220"/>
+      </w:tblGrid>
+      <w:tr>
+        <w:tc>
+          <w:tcPr>
+            <w:tcW w:w="3933" w:type="dxa"/>
+          </w:tcPr>
+          <w:p>
+            <w:pPr>
+              <w:spacing w:line="288" w:lineRule="auto"/>
+              <w:jc w:val="both"/>
+              <w:rPr>
+                <w:rFonts w:ascii="Arial" w:hAnsi="Arial" w:cs="Arial"/>
+                <w:snapToGrid w:val="0"/>
+                <w:color w:val="000000"/>
+                <w:szCs w:val="20"/>
+              </w:rPr>
+            </w:pPr>
+            <w:r>
+              <w:rPr>
+                <w:rFonts w:ascii="Arial" w:hAnsi="Arial" w:cs="Arial"/>
+              </w:rPr>
+              <w:t>INSTRUCTOR’S</w:t>
+            </w:r>
+            <w:r>
+              <w:rPr>
+                <w:rFonts w:ascii="Arial" w:hAnsi="Arial" w:cs="Arial"/>
+              </w:rPr>
+              <w:t xml:space="preserve"> </w:t>
+            </w:r>
+            <w:r>
+              <w:rPr>
+                <w:rFonts w:ascii="Arial" w:hAnsi="Arial" w:cs="Arial"/>
+              </w:rPr>
+              <w:t>NAME/SIGNATURE</w:t>
+            </w:r>
+          </w:p>
+        </w:tc>
+        <w:tc>
+          <w:tcPr>
+            <w:tcW w:w="5220" w:type="dxa"/>
+          </w:tcPr>
+          <w:p>
+            <w:pPr>
+              <w:spacing w:line="288" w:lineRule="auto"/>
+              <w:jc w:val="both"/>
+              <w:rPr>
+                <w:rFonts w:ascii="Arial" w:hAnsi="Arial" w:cs="Arial"/>
+                <w:snapToGrid w:val="0"/>
+                <w:color w:val="000000"/>
+                <w:szCs w:val="20"/>
+              </w:rPr>
+            </w:pPr>
+            <w:r>
+              <w:rPr>
+                <w:rFonts w:ascii="Arial" w:hAnsi="Arial" w:cs="Arial"/>
+                <w:snapToGrid w:val="0"/>
+                <w:color w:val="000000"/>
+                <w:szCs w:val="20"/>
+              </w:rPr>
+              <w:t>DAN JOSEPH A. ORTEGA</w:t>
+            </w:r>
+          </w:p>
+        </w:tc>
+      </w:tr>
+      <w:tr>
+        <w:tc>
+          <w:tcPr>
+            <w:tcW w:w="3933" w:type="dxa"/>
+          </w:tcPr>
+          <w:p>
+            <w:pPr>
+              <w:spacing w:line="288" w:lineRule="auto"/>
+              <w:jc w:val="both"/>
+              <w:rPr>
+                <w:rFonts w:ascii="Arial" w:hAnsi="Arial" w:cs="Arial"/>
+                <w:snapToGrid w:val="0"/>
+                <w:color w:val="000000"/>
+                <w:szCs w:val="20"/>
+              </w:rPr>
+            </w:pPr>
+            <w:r>
+              <w:rPr>
+                <w:rFonts w:ascii="Arial" w:hAnsi="Arial" w:cs="Arial"/>
+              </w:rPr>
+              <w:t>COURSE / YEAR / SECTION</w:t>
+            </w:r>
+          </w:p>
+        </w:tc>
+        <w:tc>
+          <w:tcPr>
+            <w:tcW w:w="5220" w:type="dxa"/>
+          </w:tcPr>
+          <w:p>
+            <w:pPr>
+              <w:spacing w:line="288" w:lineRule="auto"/>
+              <w:jc w:val="both"/>
+              <w:rPr>
+                <w:rFonts w:ascii="Arial" w:hAnsi="Arial" w:cs="Arial"/>
+                <w:snapToGrid w:val="0"/>
+                <w:color w:val="000000"/>
+                <w:szCs w:val="20"/>
+              </w:rPr>
+            </w:pPr>
+            <w:r>
+              <w:rPr>
+                <w:rFonts w:ascii="Arial" w:hAnsi="Arial" w:cs="Arial"/>
+                <w:snapToGrid w:val="0"/>
+                <w:color w:val="000000"/>
+                <w:szCs w:val="20"/>
+              </w:rPr>
+              <w:t>BSCS 1-4</w:t>
+            </w:r>
+          </w:p>
+        </w:tc>
+      </w:tr>
+      <w:tr>
+        <w:tc>
+          <w:tcPr>
+            <w:tcW w:w="3933" w:type="dxa"/>
+          </w:tcPr>
+          <w:p>
+            <w:pPr>
+              <w:spacing w:line="288" w:lineRule="auto"/>
+              <w:jc w:val="both"/>
+              <w:rPr>
+                <w:rFonts w:ascii="Arial" w:hAnsi="Arial" w:cs="Arial"/>
+                <w:snapToGrid w:val="0"/>
+                <w:color w:val="000000"/>
+                <w:szCs w:val="20"/>
+              </w:rPr>
+            </w:pPr>
+            <w:r>
+              <w:rPr>
+                <w:rFonts w:ascii="Arial" w:hAnsi="Arial" w:cs="Arial"/>
+              </w:rPr>
+              <w:t>SCHEDULE CODE</w:t>
+            </w:r>
+          </w:p>
+        </w:tc>
+        <w:tc>
+          <w:tcPr>
+            <w:tcW w:w="5220" w:type="dxa"/>
+          </w:tcPr>
+          <w:p>
+            <w:pPr>
+              <w:spacing w:line="288" w:lineRule="auto"/>
+              <w:jc w:val="both"/>
+              <w:rPr>
+                <w:rFonts w:ascii="Arial" w:hAnsi="Arial" w:cs="Arial"/>
+                <w:snapToGrid w:val="0"/>
+                <w:color w:val="000000"/>
+                <w:szCs w:val="20"/>
+              </w:rPr>
+            </w:pPr>
+            <w:r>
+              <w:rPr>
+                <w:rFonts w:ascii="Arial" w:hAnsi="Arial" w:cs="Arial"/>
+                <w:snapToGrid w:val="0"/>
+                <w:color w:val="000000"/>
+                <w:szCs w:val="20"/>
+                <w:u w:val="single"/>
+              </w:rPr>
+              <w:t>202522383</w:t>
+            </w:r>
+          </w:p>
+        </w:tc>
+      </w:tr>
+      <w:tr>
+        <w:tc>
+          <w:tcPr>
+            <w:tcW w:w="3933" w:type="dxa"/>
+          </w:tcPr>
+          <w:p>
+            <w:pPr>
+              <w:spacing w:line="288" w:lineRule="auto"/>
+              <w:jc w:val="both"/>
+              <w:rPr>
+                <w:rFonts w:ascii="Arial" w:hAnsi="Arial" w:cs="Arial"/>
+                <w:snapToGrid w:val="0"/>
+                <w:color w:val="000000"/>
+                <w:szCs w:val="20"/>
+              </w:rPr>
+            </w:pPr>
+            <w:r>
+              <w:rPr>
+                <w:rFonts w:ascii="Arial" w:hAnsi="Arial" w:cs="Arial"/>
+              </w:rPr>
+              <w:t>SUBJECT CODE / TITLE</w:t>
+            </w:r>
+          </w:p>
+        </w:tc>
+        <w:tc>
+          <w:tcPr>
+            <w:tcW w:w="5220" w:type="dxa"/>
+          </w:tcPr>
+          <w:p>
+            <w:pPr>
+              <w:spacing w:line="288" w:lineRule="auto"/>
+              <w:ind w:left="3600" w:hanging="3600"/>
+              <w:jc w:val="both"/>
+              <w:rPr>
+                <w:rFonts w:ascii="Arial" w:hAnsi="Arial" w:cs="Arial"/>
+                <w:snapToGrid w:val="0"/>
+                <w:color w:val="000000"/>
+                <w:szCs w:val="20"/>
+              </w:rPr>
+            </w:pPr>
+            <w:r>
+              <w:rPr>
+                <w:rFonts w:ascii="Arial" w:hAnsi="Arial" w:cs="Arial"/>
+                <w:snapToGrid w:val="0"/>
+                <w:color w:val="000000"/>
+                <w:szCs w:val="20"/>
+              </w:rPr>
+              <w:t>ITEC50 – WEB SYSTEMS AND TEHCNOLOGY</w:t>
+            </w:r>
+          </w:p>
+        </w:tc>
+      </w:tr>
+      <w:tr>
+        <w:tc>
+          <w:tcPr>
+            <w:tcW w:w="3933" w:type="dxa"/>
+          </w:tcPr>
+          <w:p>
+            <w:pPr>
+              <w:spacing w:line="288" w:lineRule="auto"/>
+              <w:jc w:val="both"/>
+              <w:rPr>
+                <w:rFonts w:ascii="Arial" w:hAnsi="Arial" w:cs="Arial"/>
+                <w:snapToGrid w:val="0"/>
+                <w:color w:val="000000"/>
+                <w:szCs w:val="20"/>
+              </w:rPr>
+            </w:pPr>
+            <w:r>
+              <w:rPr>
+                <w:rFonts w:ascii="Arial" w:hAnsi="Arial" w:cs="Arial"/>
+                <w:snapToGrid w:val="0"/>
+                <w:color w:val="000000"/>
+                <w:szCs w:val="20"/>
+              </w:rPr>
+              <w:t>Semester / Academic Year:</w:t>
+            </w:r>
+          </w:p>
+        </w:tc>
+        <w:tc>
+          <w:tcPr>
+            <w:tcW w:w="5220" w:type="dxa"/>
+          </w:tcPr>
+          <w:p>
+            <w:pPr>
+              <w:spacing w:line="288" w:lineRule="auto"/>
+              <w:jc w:val="both"/>
+              <w:rPr>
+                <w:rFonts w:ascii="Arial" w:hAnsi="Arial" w:cs="Arial"/>
+                <w:snapToGrid w:val="0"/>
+                <w:color w:val="000000"/>
+                <w:szCs w:val="20"/>
+              </w:rPr>
+            </w:pPr>
+            <w:r>
+              <w:rPr>
+                <w:rFonts w:ascii="Arial" w:hAnsi="Arial" w:cs="Arial"/>
+                <w:snapToGrid w:val="0"/>
+                <w:color w:val="000000"/>
+                <w:szCs w:val="20"/>
+              </w:rPr>
+              <w:t>2</w:t>
+            </w:r>
+            <w:r>
+              <w:rPr>
+                <w:rFonts w:ascii="Arial" w:hAnsi="Arial" w:cs="Arial"/>
+                <w:snapToGrid w:val="0"/>
+                <w:color w:val="000000"/>
+                <w:szCs w:val="20"/>
+                <w:vertAlign w:val="superscript"/>
+              </w:rPr>
+              <w:t>ND</w:t>
+            </w:r>
+            <w:r>
+              <w:rPr>
+                <w:rFonts w:ascii="Arial" w:hAnsi="Arial" w:cs="Arial"/>
+                <w:snapToGrid w:val="0"/>
+                <w:color w:val="000000"/>
+                <w:szCs w:val="20"/>
+              </w:rPr>
+              <w:t xml:space="preserve"> Semester / 2025 – 2026 </w:t>
+            </w:r>
+          </w:p>
+        </w:tc>
+      </w:tr>
+    </w:tbl>
     <w:p>
       <w:pPr>
         <w:spacing w:line="360" w:lineRule="auto"/>
@@ -1087,11 +874,19 @@
                 <w:rFonts w:ascii="Arial" w:hAnsi="Arial" w:cs="Arial"/>
               </w:rPr>
             </w:pPr>
-            <w:r>
-              <w:rPr>
-                <w:rFonts w:ascii="Calibri" w:hAnsi="Calibri" w:cs="Calibri"/>
-              </w:rPr>
-              <w:t>ALVAREZ , CRISTINE R.</w:t>
+            <w:proofErr w:type="gramStart"/>
+            <w:r>
+              <w:rPr>
+                <w:rFonts w:ascii="Calibri" w:hAnsi="Calibri" w:cs="Calibri"/>
+              </w:rPr>
+              <w:t>ALVAREZ ,</w:t>
+            </w:r>
+            <w:proofErr w:type="gramEnd"/>
+            <w:r>
+              <w:rPr>
+                <w:rFonts w:ascii="Calibri" w:hAnsi="Calibri" w:cs="Calibri"/>
+              </w:rPr>
+              <w:t xml:space="preserve"> CRISTINE R.</w:t>
             </w:r>
           </w:p>
         </w:tc>
@@ -1158,11 +953,19 @@
                 <w:rFonts w:ascii="Arial" w:hAnsi="Arial" w:cs="Arial"/>
               </w:rPr>
             </w:pPr>
-            <w:r>
-              <w:rPr>
-                <w:rFonts w:ascii="Calibri" w:hAnsi="Calibri" w:cs="Calibri"/>
-              </w:rPr>
-              <w:t>BARRACA , SHAN C.</w:t>
+            <w:proofErr w:type="gramStart"/>
+            <w:r>
+              <w:rPr>
+                <w:rFonts w:ascii="Calibri" w:hAnsi="Calibri" w:cs="Calibri"/>
+              </w:rPr>
+              <w:t>BARRACA ,</w:t>
+            </w:r>
+            <w:proofErr w:type="gramEnd"/>
+            <w:r>
+              <w:rPr>
+                <w:rFonts w:ascii="Calibri" w:hAnsi="Calibri" w:cs="Calibri"/>
+              </w:rPr>
+              <w:t xml:space="preserve"> SHAN C.</w:t>
             </w:r>
           </w:p>
         </w:tc>
@@ -1301,11 +1104,19 @@
                 <w:rFonts w:ascii="Arial" w:hAnsi="Arial" w:cs="Arial"/>
               </w:rPr>
             </w:pPr>
-            <w:r>
-              <w:rPr>
-                <w:rFonts w:ascii="Calibri" w:hAnsi="Calibri" w:cs="Calibri"/>
-              </w:rPr>
-              <w:t>BOLLOZOS , MODESTY JOY M.</w:t>
+            <w:proofErr w:type="gramStart"/>
+            <w:r>
+              <w:rPr>
+                <w:rFonts w:ascii="Calibri" w:hAnsi="Calibri" w:cs="Calibri"/>
+              </w:rPr>
+              <w:t>BOLLOZOS ,</w:t>
+            </w:r>
+            <w:proofErr w:type="gramEnd"/>
+            <w:r>
+              <w:rPr>
+                <w:rFonts w:ascii="Calibri" w:hAnsi="Calibri" w:cs="Calibri"/>
+              </w:rPr>
+              <w:t xml:space="preserve"> MODESTY JOY M.</w:t>
             </w:r>
           </w:p>
         </w:tc>
@@ -1875,11 +1686,19 @@
                 <w:rFonts w:ascii="Arial" w:hAnsi="Arial" w:cs="Arial"/>
               </w:rPr>
             </w:pPr>
-            <w:r>
-              <w:rPr>
-                <w:rFonts w:ascii="Calibri" w:hAnsi="Calibri" w:cs="Calibri"/>
-              </w:rPr>
-              <w:t>ECHANO , BRYCE CHRYSLER C.</w:t>
+            <w:proofErr w:type="gramStart"/>
+            <w:r>
+              <w:rPr>
+                <w:rFonts w:ascii="Calibri" w:hAnsi="Calibri" w:cs="Calibri"/>
+              </w:rPr>
+              <w:t>ECHANO ,</w:t>
+            </w:r>
+            <w:proofErr w:type="gramEnd"/>
+            <w:r>
+              <w:rPr>
+                <w:rFonts w:ascii="Calibri" w:hAnsi="Calibri" w:cs="Calibri"/>
+              </w:rPr>
+              <w:t xml:space="preserve"> BRYCE CHRYSLER C.</w:t>
             </w:r>
           </w:p>
         </w:tc>
@@ -2383,7 +2202,6 @@
               <w:rPr>
                 <w:rFonts w:ascii="Calibri" w:hAnsi="Calibri" w:cs="Calibri"/>
               </w:rPr>
-              <w:lastRenderedPageBreak/>
               <w:t>LEGASPI, ZER ONYKX B.</w:t>
             </w:r>
           </w:p>
@@ -2456,6 +2274,7 @@
               <w:rPr>
                 <w:rFonts w:ascii="Calibri" w:hAnsi="Calibri" w:cs="Calibri"/>
               </w:rPr>
+              <w:lastRenderedPageBreak/>
               <w:t>MAGAPAN, ROXETTE D.</w:t>
             </w:r>
           </w:p>
@@ -2812,11 +2631,19 @@
                 <w:rFonts w:ascii="Arial" w:hAnsi="Arial" w:cs="Arial"/>
               </w:rPr>
             </w:pPr>
-            <w:r>
-              <w:rPr>
-                <w:rFonts w:ascii="Calibri" w:hAnsi="Calibri" w:cs="Calibri"/>
-              </w:rPr>
-              <w:t>MONTESCLAROS , MARKROMY</w:t>
+            <w:proofErr w:type="gramStart"/>
+            <w:r>
+              <w:rPr>
+                <w:rFonts w:ascii="Calibri" w:hAnsi="Calibri" w:cs="Calibri"/>
+              </w:rPr>
+              <w:t>MONTESCLAROS ,</w:t>
+            </w:r>
+            <w:proofErr w:type="gramEnd"/>
+            <w:r>
+              <w:rPr>
+                <w:rFonts w:ascii="Calibri" w:hAnsi="Calibri" w:cs="Calibri"/>
+              </w:rPr>
+              <w:t xml:space="preserve"> MARKROMY</w:t>
             </w:r>
           </w:p>
         </w:tc>
@@ -3028,11 +2855,19 @@
                 <w:rFonts w:ascii="Arial" w:hAnsi="Arial" w:cs="Arial"/>
               </w:rPr>
             </w:pPr>
-            <w:r>
-              <w:rPr>
-                <w:rFonts w:ascii="Calibri" w:hAnsi="Calibri" w:cs="Calibri"/>
-              </w:rPr>
-              <w:t>OLEGARIO , ELLA MAE V.</w:t>
+            <w:proofErr w:type="gramStart"/>
+            <w:r>
+              <w:rPr>
+                <w:rFonts w:ascii="Calibri" w:hAnsi="Calibri" w:cs="Calibri"/>
+              </w:rPr>
+              <w:t>OLEGARIO ,</w:t>
+            </w:r>
+            <w:proofErr w:type="gramEnd"/>
+            <w:r>
+              <w:rPr>
+                <w:rFonts w:ascii="Calibri" w:hAnsi="Calibri" w:cs="Calibri"/>
+              </w:rPr>
+              <w:t xml:space="preserve"> ELLA MAE V.</w:t>
             </w:r>
           </w:p>
         </w:tc>
@@ -3172,11 +3007,19 @@
                 <w:rFonts w:ascii="Arial" w:hAnsi="Arial" w:cs="Arial"/>
               </w:rPr>
             </w:pPr>
-            <w:r>
-              <w:rPr>
-                <w:rFonts w:ascii="Calibri" w:hAnsi="Calibri" w:cs="Calibri"/>
-              </w:rPr>
-              <w:t>PORTUGAL , MA. ROCHEL J.</w:t>
+            <w:proofErr w:type="gramStart"/>
+            <w:r>
+              <w:rPr>
+                <w:rFonts w:ascii="Calibri" w:hAnsi="Calibri" w:cs="Calibri"/>
+              </w:rPr>
+              <w:t>PORTUGAL ,</w:t>
+            </w:r>
+            <w:proofErr w:type="gramEnd"/>
+            <w:r>
+              <w:rPr>
+                <w:rFonts w:ascii="Calibri" w:hAnsi="Calibri" w:cs="Calibri"/>
+              </w:rPr>
+              <w:t xml:space="preserve"> MA. ROCHEL J.</w:t>
             </w:r>
           </w:p>
         </w:tc>
@@ -3703,6 +3546,66 @@
               </w:rPr>
               <w:t>251013264</w:t>
             </w:r>
+          </w:p>
+        </w:tc>
+        <w:tc>
+          <w:tcPr>
+            <w:tcW w:w="1024" w:type="pct"/>
+          </w:tcPr>
+          <w:p>
+            <w:pPr>
+              <w:spacing w:line="360" w:lineRule="auto"/>
+              <w:jc w:val="both"/>
+              <w:rPr>
+                <w:rFonts w:ascii="Arial" w:hAnsi="Arial" w:cs="Arial"/>
+                <w:sz w:val="16"/>
+                <w:szCs w:val="16"/>
+              </w:rPr>
+            </w:pPr>
+          </w:p>
+        </w:tc>
+      </w:tr>
+      <w:tr>
+        <w:trPr>
+          <w:trHeight w:val="245"/>
+        </w:trPr>
+        <w:tc>
+          <w:tcPr>
+            <w:tcW w:w="2948" w:type="pct"/>
+            <w:vAlign w:val="center"/>
+          </w:tcPr>
+          <w:p>
+            <w:pPr>
+              <w:pStyle w:val="ListParagraph"/>
+              <w:numPr>
+                <w:ilvl w:val="0"/>
+                <w:numId w:val="1"/>
+              </w:numPr>
+              <w:tabs>
+                <w:tab w:val="clear" w:pos="720"/>
+                <w:tab w:val="num" w:pos="72"/>
+              </w:tabs>
+              <w:spacing w:line="360" w:lineRule="auto"/>
+              <w:ind w:left="252" w:hanging="252"/>
+              <w:rPr>
+                <w:rFonts w:ascii="Calibri" w:hAnsi="Calibri" w:cs="Calibri"/>
+              </w:rPr>
+            </w:pPr>
+          </w:p>
+        </w:tc>
+        <w:tc>
+          <w:tcPr>
+            <w:tcW w:w="1028" w:type="pct"/>
+            <w:vAlign w:val="center"/>
+          </w:tcPr>
+          <w:p>
+            <w:pPr>
+              <w:spacing w:line="360" w:lineRule="auto"/>
+              <w:jc w:val="center"/>
+              <w:rPr>
+                <w:rFonts w:ascii="Calibri" w:hAnsi="Calibri" w:cs="Calibri"/>
+              </w:rPr>
+            </w:pPr>
           </w:p>
         </w:tc>
         <w:tc>
@@ -3737,7 +3640,7 @@
 </file>
 
 <file path=word/endnotes.xml><?xml version="1.0" encoding="utf-8"?>
-<w:endnotes xmlns:wpc="http://schemas.microsoft.com/office/word/2010/wordprocessingCanvas" xmlns:cx="http://schemas.microsoft.com/office/drawing/2014/chartex" xmlns:cx1="http://schemas.microsoft.com/office/drawing/2015/9/8/chartex" xmlns:cx2="http://schemas.microsoft.com/office/drawing/2015/10/21/chartex" xmlns:cx3="http://schemas.microsoft.com/office/drawing/2016/5/9/chartex" xmlns:cx4="http://schemas.microsoft.com/office/drawing/2016/5/10/chartex" xmlns:cx5="http://schemas.microsoft.com/office/drawing/2016/5/11/chartex" xmlns:cx6="http://schemas.microsoft.com/office/drawing/2016/5/12/chartex" xmlns:cx7="http://schemas.microsoft.com/office/drawing/2016/5/13/chartex" xmlns:cx8="http://schemas.microsoft.com/office/drawing/2016/5/14/chartex" xmlns:mc="http://schemas.openxmlformats.org/markup-compatibility/2006" xmlns:aink="http://schemas.microsoft.com/office/drawing/2016/ink" xmlns:am3d="http://schemas.microsoft.com/office/drawing/2017/model3d" xmlns:o="urn:schemas-microsoft-com:office:office" xmlns:oel="http://schemas.microsoft.com/office/2019/extlst" xmlns:r="http://schemas.openxmlformats.org/officeDocument/2006/relationships" xmlns:m="http://schemas.openxmlformats.org/officeDocument/2006/math" xmlns:v="urn:schemas-microsoft-com:vml" xmlns:wp14="http://schemas.microsoft.com/office/word/2010/wordprocessingDrawing" xmlns:wp="http://schemas.openxmlformats.org/drawingml/2006/wordprocessingDrawing" xmlns:w10="urn:schemas-microsoft-com:office:word" xmlns:w="http://schemas.openxmlformats.org/wordprocessingml/2006/main" xmlns:w14="http://schemas.microsoft.com/office/word/2010/wordml" xmlns:w15="http://schemas.microsoft.com/office/word/2012/wordml" xmlns:w16cex="http://schemas.microsoft.com/office/word/2018/wordml/cex" xmlns:w16cid="http://schemas.microsoft.com/office/word/2016/wordml/cid" xmlns:w16="http://schemas.microsoft.com/office/word/2018/wordml" xmlns:w16du="http://schemas.microsoft.com/office/word/2023/wordml/word16du" xmlns:w16sdtdh="http://schemas.microsoft.com/office/word/2020/wordml/sdtdatahash" xmlns:w16sdtfl="http://schemas.microsoft.com/office/word/2024/wordml/sdtformatlock" xmlns:w16se="http://schemas.microsoft.com/office/word/2015/wordml/symex" xmlns:wpg="http://schemas.microsoft.com/office/word/2010/wordprocessingGroup" xmlns:wpi="http://schemas.microsoft.com/office/word/2010/wordprocessingInk" xmlns:wne="http://schemas.microsoft.com/office/word/2006/wordml" xmlns:wps="http://schemas.microsoft.com/office/word/2010/wordprocessingShape" mc:Ignorable="w14 w15 w16se w16cid w16 w16cex w16sdtdh w16sdtfl w16du wp14">
+<w:endnotes xmlns:wpc="http://schemas.microsoft.com/office/word/2010/wordprocessingCanvas" xmlns:cx="http://schemas.microsoft.com/office/drawing/2014/chartex" xmlns:cx1="http://schemas.microsoft.com/office/drawing/2015/9/8/chartex" xmlns:cx2="http://schemas.microsoft.com/office/drawing/2015/10/21/chartex" xmlns:cx3="http://schemas.microsoft.com/office/drawing/2016/5/9/chartex" xmlns:cx4="http://schemas.microsoft.com/office/drawing/2016/5/10/chartex" xmlns:cx5="http://schemas.microsoft.com/office/drawing/2016/5/11/chartex" xmlns:cx6="http://schemas.microsoft.com/office/drawing/2016/5/12/chartex" xmlns:cx7="http://schemas.microsoft.com/office/drawing/2016/5/13/chartex" xmlns:cx8="http://schemas.microsoft.com/office/drawing/2016/5/14/chartex" xmlns:mc="http://schemas.openxmlformats.org/markup-compatibility/2006" xmlns:aink="http://schemas.microsoft.com/office/drawing/2016/ink" xmlns:am3d="http://schemas.microsoft.com/office/drawing/2017/model3d" xmlns:o="urn:schemas-microsoft-com:office:office" xmlns:oel="http://schemas.microsoft.com/office/2019/extlst" xmlns:r="http://schemas.openxmlformats.org/officeDocument/2006/relationships" xmlns:m="http://schemas.openxmlformats.org/officeDocument/2006/math" xmlns:v="urn:schemas-microsoft-com:vml" xmlns:wp14="http://schemas.microsoft.com/office/word/2010/wordprocessingDrawing" xmlns:wp="http://schemas.openxmlformats.org/drawingml/2006/wordprocessingDrawing" xmlns:w10="urn:schemas-microsoft-com:office:word" xmlns:w="http://schemas.openxmlformats.org/wordprocessingml/2006/main" xmlns:w14="http://schemas.microsoft.com/office/word/2010/wordml" xmlns:w15="http://schemas.microsoft.com/office/word/2012/wordml" xmlns:w16cei="http://schemas.microsoft.com/office/word/2026/wordml/cei" xmlns:w16cex="http://schemas.microsoft.com/office/word/2018/wordml/cex" xmlns:w16cid="http://schemas.microsoft.com/office/word/2016/wordml/cid" xmlns:w16="http://schemas.microsoft.com/office/word/2018/wordml" xmlns:w16du="http://schemas.microsoft.com/office/word/2023/wordml/word16du" xmlns:w16sdtdh="http://schemas.microsoft.com/office/word/2020/wordml/sdtdatahash" xmlns:w16sdtfl="http://schemas.microsoft.com/office/word/2024/wordml/sdtformatlock" xmlns:w16se="http://schemas.microsoft.com/office/word/2015/wordml/symex" xmlns:wpg="http://schemas.microsoft.com/office/word/2010/wordprocessingGroup" xmlns:wpi="http://schemas.microsoft.com/office/word/2010/wordprocessingInk" xmlns:wne="http://schemas.microsoft.com/office/word/2006/wordml" xmlns:wps="http://schemas.microsoft.com/office/word/2010/wordprocessingShape" mc:Ignorable="w14 w15 w16se w16cid w16 w16cex w16sdtdh w16sdtfl w16du wp14">
   <w:endnote w:type="separator" w:id="-1">
     <w:p>
       <w:r>
@@ -3756,7 +3659,7 @@
 </file>
 
 <file path=word/footer1.xml><?xml version="1.0" encoding="utf-8"?>
-<w:ftr xmlns:wpc="http://schemas.microsoft.com/office/word/2010/wordprocessingCanvas" xmlns:cx="http://schemas.microsoft.com/office/drawing/2014/chartex" xmlns:cx1="http://schemas.microsoft.com/office/drawing/2015/9/8/chartex" xmlns:cx2="http://schemas.microsoft.com/office/drawing/2015/10/21/chartex" xmlns:cx3="http://schemas.microsoft.com/office/drawing/2016/5/9/chartex" xmlns:cx4="http://schemas.microsoft.com/office/drawing/2016/5/10/chartex" xmlns:cx5="http://schemas.microsoft.com/office/drawing/2016/5/11/chartex" xmlns:cx6="http://schemas.microsoft.com/office/drawing/2016/5/12/chartex" xmlns:cx7="http://schemas.microsoft.com/office/drawing/2016/5/13/chartex" xmlns:cx8="http://schemas.microsoft.com/office/drawing/2016/5/14/chartex" xmlns:mc="http://schemas.openxmlformats.org/markup-compatibility/2006" xmlns:aink="http://schemas.microsoft.com/office/drawing/2016/ink" xmlns:am3d="http://schemas.microsoft.com/office/drawing/2017/model3d" xmlns:o="urn:schemas-microsoft-com:office:office" xmlns:oel="http://schemas.microsoft.com/office/2019/extlst" xmlns:r="http://schemas.openxmlformats.org/officeDocument/2006/relationships" xmlns:m="http://schemas.openxmlformats.org/officeDocument/2006/math" xmlns:v="urn:schemas-microsoft-com:vml" xmlns:wp14="http://schemas.microsoft.com/office/word/2010/wordprocessingDrawing" xmlns:wp="http://schemas.openxmlformats.org/drawingml/2006/wordprocessingDrawing" xmlns:w10="urn:schemas-microsoft-com:office:word" xmlns:w="http://schemas.openxmlformats.org/wordprocessingml/2006/main" xmlns:w14="http://schemas.microsoft.com/office/word/2010/wordml" xmlns:w15="http://schemas.microsoft.com/office/word/2012/wordml" xmlns:w16cex="http://schemas.microsoft.com/office/word/2018/wordml/cex" xmlns:w16cid="http://schemas.microsoft.com/office/word/2016/wordml/cid" xmlns:w16="http://schemas.microsoft.com/office/word/2018/wordml" xmlns:w16du="http://schemas.microsoft.com/office/word/2023/wordml/word16du" xmlns:w16sdtdh="http://schemas.microsoft.com/office/word/2020/wordml/sdtdatahash" xmlns:w16sdtfl="http://schemas.microsoft.com/office/word/2024/wordml/sdtformatlock" xmlns:w16se="http://schemas.microsoft.com/office/word/2015/wordml/symex" xmlns:wpg="http://schemas.microsoft.com/office/word/2010/wordprocessingGroup" xmlns:wpi="http://schemas.microsoft.com/office/word/2010/wordprocessingInk" xmlns:wne="http://schemas.microsoft.com/office/word/2006/wordml" xmlns:wps="http://schemas.microsoft.com/office/word/2010/wordprocessingShape" mc:Ignorable="w14 w15 w16se w16cid w16 w16cex w16sdtdh w16sdtfl w16du wp14">
+<w:ftr xmlns:wpc="http://schemas.microsoft.com/office/word/2010/wordprocessingCanvas" xmlns:cx="http://schemas.microsoft.com/office/drawing/2014/chartex" xmlns:cx1="http://schemas.microsoft.com/office/drawing/2015/9/8/chartex" xmlns:cx2="http://schemas.microsoft.com/office/drawing/2015/10/21/chartex" xmlns:cx3="http://schemas.microsoft.com/office/drawing/2016/5/9/chartex" xmlns:cx4="http://schemas.microsoft.com/office/drawing/2016/5/10/chartex" xmlns:cx5="http://schemas.microsoft.com/office/drawing/2016/5/11/chartex" xmlns:cx6="http://schemas.microsoft.com/office/drawing/2016/5/12/chartex" xmlns:cx7="http://schemas.microsoft.com/office/drawing/2016/5/13/chartex" xmlns:cx8="http://schemas.microsoft.com/office/drawing/2016/5/14/chartex" xmlns:mc="http://schemas.openxmlformats.org/markup-compatibility/2006" xmlns:aink="http://schemas.microsoft.com/office/drawing/2016/ink" xmlns:am3d="http://schemas.microsoft.com/office/drawing/2017/model3d" xmlns:o="urn:schemas-microsoft-com:office:office" xmlns:oel="http://schemas.microsoft.com/office/2019/extlst" xmlns:r="http://schemas.openxmlformats.org/officeDocument/2006/relationships" xmlns:m="http://schemas.openxmlformats.org/officeDocument/2006/math" xmlns:v="urn:schemas-microsoft-com:vml" xmlns:wp14="http://schemas.microsoft.com/office/word/2010/wordprocessingDrawing" xmlns:wp="http://schemas.openxmlformats.org/drawingml/2006/wordprocessingDrawing" xmlns:w10="urn:schemas-microsoft-com:office:word" xmlns:w="http://schemas.openxmlformats.org/wordprocessingml/2006/main" xmlns:w14="http://schemas.microsoft.com/office/word/2010/wordml" xmlns:w15="http://schemas.microsoft.com/office/word/2012/wordml" xmlns:w16cei="http://schemas.microsoft.com/office/word/2026/wordml/cei" xmlns:w16cex="http://schemas.microsoft.com/office/word/2018/wordml/cex" xmlns:w16cid="http://schemas.microsoft.com/office/word/2016/wordml/cid" xmlns:w16="http://schemas.microsoft.com/office/word/2018/wordml" xmlns:w16du="http://schemas.microsoft.com/office/word/2023/wordml/word16du" xmlns:w16sdtdh="http://schemas.microsoft.com/office/word/2020/wordml/sdtdatahash" xmlns:w16sdtfl="http://schemas.microsoft.com/office/word/2024/wordml/sdtformatlock" xmlns:w16se="http://schemas.microsoft.com/office/word/2015/wordml/symex" xmlns:wpg="http://schemas.microsoft.com/office/word/2010/wordprocessingGroup" xmlns:wpi="http://schemas.microsoft.com/office/word/2010/wordprocessingInk" xmlns:wne="http://schemas.microsoft.com/office/word/2006/wordml" xmlns:wps="http://schemas.microsoft.com/office/word/2010/wordprocessingShape" mc:Ignorable="w14 w15 w16se w16cid w16 w16cex w16sdtdh w16sdtfl w16du wp14">
   <w:p>
     <w:pPr>
       <w:pStyle w:val="Footer"/>
@@ -3773,7 +3676,7 @@
 </file>
 
 <file path=word/footnotes.xml><?xml version="1.0" encoding="utf-8"?>
-<w:footnotes xmlns:wpc="http://schemas.microsoft.com/office/word/2010/wordprocessingCanvas" xmlns:cx="http://schemas.microsoft.com/office/drawing/2014/chartex" xmlns:cx1="http://schemas.microsoft.com/office/drawing/2015/9/8/chartex" xmlns:cx2="http://schemas.microsoft.com/office/drawing/2015/10/21/chartex" xmlns:cx3="http://schemas.microsoft.com/office/drawing/2016/5/9/chartex" xmlns:cx4="http://schemas.microsoft.com/office/drawing/2016/5/10/chartex" xmlns:cx5="http://schemas.microsoft.com/office/drawing/2016/5/11/chartex" xmlns:cx6="http://schemas.microsoft.com/office/drawing/2016/5/12/chartex" xmlns:cx7="http://schemas.microsoft.com/office/drawing/2016/5/13/chartex" xmlns:cx8="http://schemas.microsoft.com/office/drawing/2016/5/14/chartex" xmlns:mc="http://schemas.openxmlformats.org/markup-compatibility/2006" xmlns:aink="http://schemas.microsoft.com/office/drawing/2016/ink" xmlns:am3d="http://schemas.microsoft.com/office/drawing/2017/model3d" xmlns:o="urn:schemas-microsoft-com:office:office" xmlns:oel="http://schemas.microsoft.com/office/2019/extlst" xmlns:r="http://schemas.openxmlformats.org/officeDocument/2006/relationships" xmlns:m="http://schemas.openxmlformats.org/officeDocument/2006/math" xmlns:v="urn:schemas-microsoft-com:vml" xmlns:wp14="http://schemas.microsoft.com/office/word/2010/wordprocessingDrawing" xmlns:wp="http://schemas.openxmlformats.org/drawingml/2006/wordprocessingDrawing" xmlns:w10="urn:schemas-microsoft-com:office:word" xmlns:w="http://schemas.openxmlformats.org/wordprocessingml/2006/main" xmlns:w14="http://schemas.microsoft.com/office/word/2010/wordml" xmlns:w15="http://schemas.microsoft.com/office/word/2012/wordml" xmlns:w16cex="http://schemas.microsoft.com/office/word/2018/wordml/cex" xmlns:w16cid="http://schemas.microsoft.com/office/word/2016/wordml/cid" xmlns:w16="http://schemas.microsoft.com/office/word/2018/wordml" xmlns:w16du="http://schemas.microsoft.com/office/word/2023/wordml/word16du" xmlns:w16sdtdh="http://schemas.microsoft.com/office/word/2020/wordml/sdtdatahash" xmlns:w16sdtfl="http://schemas.microsoft.com/office/word/2024/wordml/sdtformatlock" xmlns:w16se="http://schemas.microsoft.com/office/word/2015/wordml/symex" xmlns:wpg="http://schemas.microsoft.com/office/word/2010/wordprocessingGroup" xmlns:wpi="http://schemas.microsoft.com/office/word/2010/wordprocessingInk" xmlns:wne="http://schemas.microsoft.com/office/word/2006/wordml" xmlns:wps="http://schemas.microsoft.com/office/word/2010/wordprocessingShape" mc:Ignorable="w14 w15 w16se w16cid w16 w16cex w16sdtdh w16sdtfl w16du wp14">
+<w:footnotes xmlns:wpc="http://schemas.microsoft.com/office/word/2010/wordprocessingCanvas" xmlns:cx="http://schemas.microsoft.com/office/drawing/2014/chartex" xmlns:cx1="http://schemas.microsoft.com/office/drawing/2015/9/8/chartex" xmlns:cx2="http://schemas.microsoft.com/office/drawing/2015/10/21/chartex" xmlns:cx3="http://schemas.microsoft.com/office/drawing/2016/5/9/chartex" xmlns:cx4="http://schemas.microsoft.com/office/drawing/2016/5/10/chartex" xmlns:cx5="http://schemas.microsoft.com/office/drawing/2016/5/11/chartex" xmlns:cx6="http://schemas.microsoft.com/office/drawing/2016/5/12/chartex" xmlns:cx7="http://schemas.microsoft.com/office/drawing/2016/5/13/chartex" xmlns:cx8="http://schemas.microsoft.com/office/drawing/2016/5/14/chartex" xmlns:mc="http://schemas.openxmlformats.org/markup-compatibility/2006" xmlns:aink="http://schemas.microsoft.com/office/drawing/2016/ink" xmlns:am3d="http://schemas.microsoft.com/office/drawing/2017/model3d" xmlns:o="urn:schemas-microsoft-com:office:office" xmlns:oel="http://schemas.microsoft.com/office/2019/extlst" xmlns:r="http://schemas.openxmlformats.org/officeDocument/2006/relationships" xmlns:m="http://schemas.openxmlformats.org/officeDocument/2006/math" xmlns:v="urn:schemas-microsoft-com:vml" xmlns:wp14="http://schemas.microsoft.com/office/word/2010/wordprocessingDrawing" xmlns:wp="http://schemas.openxmlformats.org/drawingml/2006/wordprocessingDrawing" xmlns:w10="urn:schemas-microsoft-com:office:word" xmlns:w="http://schemas.openxmlformats.org/wordprocessingml/2006/main" xmlns:w14="http://schemas.microsoft.com/office/word/2010/wordml" xmlns:w15="http://schemas.microsoft.com/office/word/2012/wordml" xmlns:w16cei="http://schemas.microsoft.com/office/word/2026/wordml/cei" xmlns:w16cex="http://schemas.microsoft.com/office/word/2018/wordml/cex" xmlns:w16cid="http://schemas.microsoft.com/office/word/2016/wordml/cid" xmlns:w16="http://schemas.microsoft.com/office/word/2018/wordml" xmlns:w16du="http://schemas.microsoft.com/office/word/2023/wordml/word16du" xmlns:w16sdtdh="http://schemas.microsoft.com/office/word/2020/wordml/sdtdatahash" xmlns:w16sdtfl="http://schemas.microsoft.com/office/word/2024/wordml/sdtformatlock" xmlns:w16se="http://schemas.microsoft.com/office/word/2015/wordml/symex" xmlns:wpg="http://schemas.microsoft.com/office/word/2010/wordprocessingGroup" xmlns:wpi="http://schemas.microsoft.com/office/word/2010/wordprocessingInk" xmlns:wne="http://schemas.microsoft.com/office/word/2006/wordml" xmlns:wps="http://schemas.microsoft.com/office/word/2010/wordprocessingShape" mc:Ignorable="w14 w15 w16se w16cid w16 w16cex w16sdtdh w16sdtfl w16du wp14">
   <w:footnote w:type="separator" w:id="-1">
     <w:p>
       <w:r>
@@ -3792,7 +3695,7 @@
 </file>
 
 <file path=word/header1.xml><?xml version="1.0" encoding="utf-8"?>
-<w:hdr xmlns:wpc="http://schemas.microsoft.com/office/word/2010/wordprocessingCanvas" xmlns:cx="http://schemas.microsoft.com/office/drawing/2014/chartex" xmlns:cx1="http://schemas.microsoft.com/office/drawing/2015/9/8/chartex" xmlns:cx2="http://schemas.microsoft.com/office/drawing/2015/10/21/chartex" xmlns:cx3="http://schemas.microsoft.com/office/drawing/2016/5/9/chartex" xmlns:cx4="http://schemas.microsoft.com/office/drawing/2016/5/10/chartex" xmlns:cx5="http://schemas.microsoft.com/office/drawing/2016/5/11/chartex" xmlns:cx6="http://schemas.microsoft.com/office/drawing/2016/5/12/chartex" xmlns:cx7="http://schemas.microsoft.com/office/drawing/2016/5/13/chartex" xmlns:cx8="http://schemas.microsoft.com/office/drawing/2016/5/14/chartex" xmlns:mc="http://schemas.openxmlformats.org/markup-compatibility/2006" xmlns:aink="http://schemas.microsoft.com/office/drawing/2016/ink" xmlns:am3d="http://schemas.microsoft.com/office/drawing/2017/model3d" xmlns:o="urn:schemas-microsoft-com:office:office" xmlns:oel="http://schemas.microsoft.com/office/2019/extlst" xmlns:r="http://schemas.openxmlformats.org/officeDocument/2006/relationships" xmlns:m="http://schemas.openxmlformats.org/officeDocument/2006/math" xmlns:v="urn:schemas-microsoft-com:vml" xmlns:wp14="http://schemas.microsoft.com/office/word/2010/wordprocessingDrawing" xmlns:wp="http://schemas.openxmlformats.org/drawingml/2006/wordprocessingDrawing" xmlns:w10="urn:schemas-microsoft-com:office:word" xmlns:w="http://schemas.openxmlformats.org/wordprocessingml/2006/main" xmlns:w14="http://schemas.microsoft.com/office/word/2010/wordml" xmlns:w15="http://schemas.microsoft.com/office/word/2012/wordml" xmlns:w16cex="http://schemas.microsoft.com/office/word/2018/wordml/cex" xmlns:w16cid="http://schemas.microsoft.com/office/word/2016/wordml/cid" xmlns:w16="http://schemas.microsoft.com/office/word/2018/wordml" xmlns:w16du="http://schemas.microsoft.com/office/word/2023/wordml/word16du" xmlns:w16sdtdh="http://schemas.microsoft.com/office/word/2020/wordml/sdtdatahash" xmlns:w16sdtfl="http://schemas.microsoft.com/office/word/2024/wordml/sdtformatlock" xmlns:w16se="http://schemas.microsoft.com/office/word/2015/wordml/symex" xmlns:wpg="http://schemas.microsoft.com/office/word/2010/wordprocessingGroup" xmlns:wpi="http://schemas.microsoft.com/office/word/2010/wordprocessingInk" xmlns:wne="http://schemas.microsoft.com/office/word/2006/wordml" xmlns:wps="http://schemas.microsoft.com/office/word/2010/wordprocessingShape" mc:Ignorable="w14 w15 w16se w16cid w16 w16cex w16sdtdh w16sdtfl w16du wp14">
+<w:hdr xmlns:wpc="http://schemas.microsoft.com/office/word/2010/wordprocessingCanvas" xmlns:cx="http://schemas.microsoft.com/office/drawing/2014/chartex" xmlns:cx1="http://schemas.microsoft.com/office/drawing/2015/9/8/chartex" xmlns:cx2="http://schemas.microsoft.com/office/drawing/2015/10/21/chartex" xmlns:cx3="http://schemas.microsoft.com/office/drawing/2016/5/9/chartex" xmlns:cx4="http://schemas.microsoft.com/office/drawing/2016/5/10/chartex" xmlns:cx5="http://schemas.microsoft.com/office/drawing/2016/5/11/chartex" xmlns:cx6="http://schemas.microsoft.com/office/drawing/2016/5/12/chartex" xmlns:cx7="http://schemas.microsoft.com/office/drawing/2016/5/13/chartex" xmlns:cx8="http://schemas.microsoft.com/office/drawing/2016/5/14/chartex" xmlns:mc="http://schemas.openxmlformats.org/markup-compatibility/2006" xmlns:aink="http://schemas.microsoft.com/office/drawing/2016/ink" xmlns:am3d="http://schemas.microsoft.com/office/drawing/2017/model3d" xmlns:o="urn:schemas-microsoft-com:office:office" xmlns:oel="http://schemas.microsoft.com/office/2019/extlst" xmlns:r="http://schemas.openxmlformats.org/officeDocument/2006/relationships" xmlns:m="http://schemas.openxmlformats.org/officeDocument/2006/math" xmlns:v="urn:schemas-microsoft-com:vml" xmlns:wp14="http://schemas.microsoft.com/office/word/2010/wordprocessingDrawing" xmlns:wp="http://schemas.openxmlformats.org/drawingml/2006/wordprocessingDrawing" xmlns:w10="urn:schemas-microsoft-com:office:word" xmlns:w="http://schemas.openxmlformats.org/wordprocessingml/2006/main" xmlns:w14="http://schemas.microsoft.com/office/word/2010/wordml" xmlns:w15="http://schemas.microsoft.com/office/word/2012/wordml" xmlns:w16cei="http://schemas.microsoft.com/office/word/2026/wordml/cei" xmlns:w16cex="http://schemas.microsoft.com/office/word/2018/wordml/cex" xmlns:w16cid="http://schemas.microsoft.com/office/word/2016/wordml/cid" xmlns:w16="http://schemas.microsoft.com/office/word/2018/wordml" xmlns:w16du="http://schemas.microsoft.com/office/word/2023/wordml/word16du" xmlns:w16sdtdh="http://schemas.microsoft.com/office/word/2020/wordml/sdtdatahash" xmlns:w16sdtfl="http://schemas.microsoft.com/office/word/2024/wordml/sdtformatlock" xmlns:w16se="http://schemas.microsoft.com/office/word/2015/wordml/symex" xmlns:wpg="http://schemas.microsoft.com/office/word/2010/wordprocessingGroup" xmlns:wpi="http://schemas.microsoft.com/office/word/2010/wordprocessingInk" xmlns:wne="http://schemas.microsoft.com/office/word/2006/wordml" xmlns:wps="http://schemas.microsoft.com/office/word/2010/wordprocessingShape" mc:Ignorable="w14 w15 w16se w16cid w16 w16cex w16sdtdh w16sdtfl w16du wp14">
   <w:p>
     <w:pPr>
       <w:jc w:val="center"/>
@@ -3888,59 +3791,15 @@
         <w:color w:val="000000"/>
       </w:rPr>
     </w:pPr>
-    <w:smartTag w:uri="urn:schemas-microsoft-com:office:smarttags" w:element="place">
-      <w:smartTag w:uri="urn:schemas-microsoft-com:office:smarttags" w:element="PlaceName">
-        <w:r>
-          <w:rPr>
-            <w:rFonts w:ascii="Bookman Old Style" w:hAnsi="Bookman Old Style"/>
-            <w:b/>
-            <w:sz w:val="28"/>
-            <w:szCs w:val="28"/>
-          </w:rPr>
-          <w:t>CAVITE</w:t>
-        </w:r>
-      </w:smartTag>
-      <w:r>
-        <w:rPr>
-          <w:rFonts w:ascii="Bookman Old Style" w:hAnsi="Bookman Old Style"/>
-          <w:b/>
-          <w:sz w:val="28"/>
-          <w:szCs w:val="28"/>
-        </w:rPr>
-        <w:t xml:space="preserve"> </w:t>
-      </w:r>
-      <w:smartTag w:uri="urn:schemas-microsoft-com:office:smarttags" w:element="PlaceType">
-        <w:r>
-          <w:rPr>
-            <w:rFonts w:ascii="Bookman Old Style" w:hAnsi="Bookman Old Style"/>
-            <w:b/>
-            <w:sz w:val="28"/>
-            <w:szCs w:val="28"/>
-          </w:rPr>
-          <w:t>STATE</w:t>
-        </w:r>
-      </w:smartTag>
-      <w:r>
-        <w:rPr>
-          <w:rFonts w:ascii="Bookman Old Style" w:hAnsi="Bookman Old Style"/>
-          <w:b/>
-          <w:sz w:val="28"/>
-          <w:szCs w:val="28"/>
-        </w:rPr>
-        <w:t xml:space="preserve"> </w:t>
-      </w:r>
-      <w:smartTag w:uri="urn:schemas-microsoft-com:office:smarttags" w:element="PlaceType">
-        <w:r>
-          <w:rPr>
-            <w:rFonts w:ascii="Bookman Old Style" w:hAnsi="Bookman Old Style"/>
-            <w:b/>
-            <w:sz w:val="28"/>
-            <w:szCs w:val="28"/>
-          </w:rPr>
-          <w:t>UNIVERSITY</w:t>
-        </w:r>
-      </w:smartTag>
-    </w:smartTag>
+    <w:r>
+      <w:rPr>
+        <w:rFonts w:ascii="Bookman Old Style" w:hAnsi="Bookman Old Style"/>
+        <w:b/>
+        <w:sz w:val="28"/>
+        <w:szCs w:val="28"/>
+      </w:rPr>
+      <w:t>CAVITE STATE UNIVERSITY</w:t>
+    </w:r>
   </w:p>
   <w:p>
     <w:pPr>
@@ -4061,7 +3920,7 @@
 </file>
 
 <file path=word/numbering.xml><?xml version="1.0" encoding="utf-8"?>
-<w:numbering xmlns:wpc="http://schemas.microsoft.com/office/word/2010/wordprocessingCanvas" xmlns:cx="http://schemas.microsoft.com/office/drawing/2014/chartex" xmlns:cx1="http://schemas.microsoft.com/office/drawing/2015/9/8/chartex" xmlns:cx2="http://schemas.microsoft.com/office/drawing/2015/10/21/chartex" xmlns:cx3="http://schemas.microsoft.com/office/drawing/2016/5/9/chartex" xmlns:cx4="http://schemas.microsoft.com/office/drawing/2016/5/10/chartex" xmlns:cx5="http://schemas.microsoft.com/office/drawing/2016/5/11/chartex" xmlns:cx6="http://schemas.microsoft.com/office/drawing/2016/5/12/chartex" xmlns:cx7="http://schemas.microsoft.com/office/drawing/2016/5/13/chartex" xmlns:cx8="http://schemas.microsoft.com/office/drawing/2016/5/14/chartex" xmlns:mc="http://schemas.openxmlformats.org/markup-compatibility/2006" xmlns:aink="http://schemas.microsoft.com/office/drawing/2016/ink" xmlns:am3d="http://schemas.microsoft.com/office/drawing/2017/model3d" xmlns:o="urn:schemas-microsoft-com:office:office" xmlns:oel="http://schemas.microsoft.com/office/2019/extlst" xmlns:r="http://schemas.openxmlformats.org/officeDocument/2006/relationships" xmlns:m="http://schemas.openxmlformats.org/officeDocument/2006/math" xmlns:v="urn:schemas-microsoft-com:vml" xmlns:wp14="http://schemas.microsoft.com/office/word/2010/wordprocessingDrawing" xmlns:wp="http://schemas.openxmlformats.org/drawingml/2006/wordprocessingDrawing" xmlns:w10="urn:schemas-microsoft-com:office:word" xmlns:w="http://schemas.openxmlformats.org/wordprocessingml/2006/main" xmlns:w14="http://schemas.microsoft.com/office/word/2010/wordml" xmlns:w15="http://schemas.microsoft.com/office/word/2012/wordml" xmlns:w16cex="http://schemas.microsoft.com/office/word/2018/wordml/cex" xmlns:w16cid="http://schemas.microsoft.com/office/word/2016/wordml/cid" xmlns:w16="http://schemas.microsoft.com/office/word/2018/wordml" xmlns:w16du="http://schemas.microsoft.com/office/word/2023/wordml/word16du" xmlns:w16sdtdh="http://schemas.microsoft.com/office/word/2020/wordml/sdtdatahash" xmlns:w16sdtfl="http://schemas.microsoft.com/office/word/2024/wordml/sdtformatlock" xmlns:w16se="http://schemas.microsoft.com/office/word/2015/wordml/symex" xmlns:wpg="http://schemas.microsoft.com/office/word/2010/wordprocessingGroup" xmlns:wpi="http://schemas.microsoft.com/office/word/2010/wordprocessingInk" xmlns:wne="http://schemas.microsoft.com/office/word/2006/wordml" xmlns:wps="http://schemas.microsoft.com/office/word/2010/wordprocessingShape" mc:Ignorable="w14 w15 w16se w16cid w16 w16cex w16sdtdh w16sdtfl w16du wp14">
+<w:numbering xmlns:wpc="http://schemas.microsoft.com/office/word/2010/wordprocessingCanvas" xmlns:cx="http://schemas.microsoft.com/office/drawing/2014/chartex" xmlns:cx1="http://schemas.microsoft.com/office/drawing/2015/9/8/chartex" xmlns:cx2="http://schemas.microsoft.com/office/drawing/2015/10/21/chartex" xmlns:cx3="http://schemas.microsoft.com/office/drawing/2016/5/9/chartex" xmlns:cx4="http://schemas.microsoft.com/office/drawing/2016/5/10/chartex" xmlns:cx5="http://schemas.microsoft.com/office/drawing/2016/5/11/chartex" xmlns:cx6="http://schemas.microsoft.com/office/drawing/2016/5/12/chartex" xmlns:cx7="http://schemas.microsoft.com/office/drawing/2016/5/13/chartex" xmlns:cx8="http://schemas.microsoft.com/office/drawing/2016/5/14/chartex" xmlns:mc="http://schemas.openxmlformats.org/markup-compatibility/2006" xmlns:aink="http://schemas.microsoft.com/office/drawing/2016/ink" xmlns:am3d="http://schemas.microsoft.com/office/drawing/2017/model3d" xmlns:o="urn:schemas-microsoft-com:office:office" xmlns:oel="http://schemas.microsoft.com/office/2019/extlst" xmlns:r="http://schemas.openxmlformats.org/officeDocument/2006/relationships" xmlns:m="http://schemas.openxmlformats.org/officeDocument/2006/math" xmlns:v="urn:schemas-microsoft-com:vml" xmlns:wp14="http://schemas.microsoft.com/office/word/2010/wordprocessingDrawing" xmlns:wp="http://schemas.openxmlformats.org/drawingml/2006/wordprocessingDrawing" xmlns:w10="urn:schemas-microsoft-com:office:word" xmlns:w="http://schemas.openxmlformats.org/wordprocessingml/2006/main" xmlns:w14="http://schemas.microsoft.com/office/word/2010/wordml" xmlns:w15="http://schemas.microsoft.com/office/word/2012/wordml" xmlns:w16cei="http://schemas.microsoft.com/office/word/2026/wordml/cei" xmlns:w16cex="http://schemas.microsoft.com/office/word/2018/wordml/cex" xmlns:w16cid="http://schemas.microsoft.com/office/word/2016/wordml/cid" xmlns:w16="http://schemas.microsoft.com/office/word/2018/wordml" xmlns:w16du="http://schemas.microsoft.com/office/word/2023/wordml/word16du" xmlns:w16sdtdh="http://schemas.microsoft.com/office/word/2020/wordml/sdtdatahash" xmlns:w16sdtfl="http://schemas.microsoft.com/office/word/2024/wordml/sdtformatlock" xmlns:w16se="http://schemas.microsoft.com/office/word/2015/wordml/symex" xmlns:wpg="http://schemas.microsoft.com/office/word/2010/wordprocessingGroup" xmlns:wpi="http://schemas.microsoft.com/office/word/2010/wordprocessingInk" xmlns:wne="http://schemas.microsoft.com/office/word/2006/wordml" xmlns:wps="http://schemas.microsoft.com/office/word/2010/wordprocessingShape" mc:Ignorable="w14 w15 w16se w16cid w16 w16cex w16sdtdh w16sdtfl w16du wp14">
   <w:abstractNum w:abstractNumId="0" w15:restartNumberingAfterBreak="0">
     <w:nsid w:val="0E6F5C24"/>
     <w:multiLevelType w:val="hybridMultilevel"/>
@@ -4837,6 +4696,22 @@
       <w:contextualSpacing/>
     </w:pPr>
   </w:style>
+  <w:style w:type="table" w:styleId="TableGrid">
+    <w:name w:val="Table Grid"/>
+    <w:basedOn w:val="TableNormal"/>
+    <w:uiPriority w:val="59"/>
+    <w:rsid w:val="00D660DB"/>
+    <w:tblPr>
+      <w:tblBorders>
+        <w:top w:val="single" w:sz="4" w:space="0" w:color="auto"/>
+        <w:left w:val="single" w:sz="4" w:space="0" w:color="auto"/>
+        <w:bottom w:val="single" w:sz="4" w:space="0" w:color="auto"/>
+        <w:right w:val="single" w:sz="4" w:space="0" w:color="auto"/>
+        <w:insideH w:val="single" w:sz="4" w:space="0" w:color="auto"/>
+        <w:insideV w:val="single" w:sz="4" w:space="0" w:color="auto"/>
+      </w:tblBorders>
+    </w:tblPr>
+  </w:style>
 </w:styles>
 </file>
 

--- a/templates/template_exam_midterm.docx
+++ b/templates/template_exam_midterm.docx
@@ -1,6 +1,6 @@
 
 <file path=word/document.xml><?xml version="1.0" encoding="utf-8"?>
-<w:document xmlns:wpc="http://schemas.microsoft.com/office/word/2010/wordprocessingCanvas" xmlns:cx="http://schemas.microsoft.com/office/drawing/2014/chartex" xmlns:cx1="http://schemas.microsoft.com/office/drawing/2015/9/8/chartex" xmlns:cx2="http://schemas.microsoft.com/office/drawing/2015/10/21/chartex" xmlns:cx3="http://schemas.microsoft.com/office/drawing/2016/5/9/chartex" xmlns:cx4="http://schemas.microsoft.com/office/drawing/2016/5/10/chartex" xmlns:cx5="http://schemas.microsoft.com/office/drawing/2016/5/11/chartex" xmlns:cx6="http://schemas.microsoft.com/office/drawing/2016/5/12/chartex" xmlns:cx7="http://schemas.microsoft.com/office/drawing/2016/5/13/chartex" xmlns:cx8="http://schemas.microsoft.com/office/drawing/2016/5/14/chartex" xmlns:mc="http://schemas.openxmlformats.org/markup-compatibility/2006" xmlns:aink="http://schemas.microsoft.com/office/drawing/2016/ink" xmlns:am3d="http://schemas.microsoft.com/office/drawing/2017/model3d" xmlns:o="urn:schemas-microsoft-com:office:office" xmlns:oel="http://schemas.microsoft.com/office/2019/extlst" xmlns:r="http://schemas.openxmlformats.org/officeDocument/2006/relationships" xmlns:m="http://schemas.openxmlformats.org/officeDocument/2006/math" xmlns:v="urn:schemas-microsoft-com:vml" xmlns:wp14="http://schemas.microsoft.com/office/word/2010/wordprocessingDrawing" xmlns:wp="http://schemas.openxmlformats.org/drawingml/2006/wordprocessingDrawing" xmlns:w10="urn:schemas-microsoft-com:office:word" xmlns:w="http://schemas.openxmlformats.org/wordprocessingml/2006/main" xmlns:w14="http://schemas.microsoft.com/office/word/2010/wordml" xmlns:w15="http://schemas.microsoft.com/office/word/2012/wordml" xmlns:w16cei="http://schemas.microsoft.com/office/word/2026/wordml/cei" xmlns:w16cex="http://schemas.microsoft.com/office/word/2018/wordml/cex" xmlns:w16cid="http://schemas.microsoft.com/office/word/2016/wordml/cid" xmlns:w16="http://schemas.microsoft.com/office/word/2018/wordml" xmlns:w16du="http://schemas.microsoft.com/office/word/2023/wordml/word16du" xmlns:w16sdtdh="http://schemas.microsoft.com/office/word/2020/wordml/sdtdatahash" xmlns:w16sdtfl="http://schemas.microsoft.com/office/word/2024/wordml/sdtformatlock" xmlns:w16se="http://schemas.microsoft.com/office/word/2015/wordml/symex" xmlns:wpg="http://schemas.microsoft.com/office/word/2010/wordprocessingGroup" xmlns:wpi="http://schemas.microsoft.com/office/word/2010/wordprocessingInk" xmlns:wne="http://schemas.microsoft.com/office/word/2006/wordml" xmlns:wps="http://schemas.microsoft.com/office/word/2010/wordprocessingShape" mc:Ignorable="w14 w15 w16se w16cid w16 w16cex w16sdtdh w16sdtfl w16du wp14">
+<w:document xmlns:wpc="http://schemas.microsoft.com/office/word/2010/wordprocessingCanvas" xmlns:cx="http://schemas.microsoft.com/office/drawing/2014/chartex" xmlns:cx1="http://schemas.microsoft.com/office/drawing/2015/9/8/chartex" xmlns:cx2="http://schemas.microsoft.com/office/drawing/2015/10/21/chartex" xmlns:cx3="http://schemas.microsoft.com/office/drawing/2016/5/9/chartex" xmlns:cx4="http://schemas.microsoft.com/office/drawing/2016/5/10/chartex" xmlns:cx5="http://schemas.microsoft.com/office/drawing/2016/5/11/chartex" xmlns:cx6="http://schemas.microsoft.com/office/drawing/2016/5/12/chartex" xmlns:cx7="http://schemas.microsoft.com/office/drawing/2016/5/13/chartex" xmlns:cx8="http://schemas.microsoft.com/office/drawing/2016/5/14/chartex" xmlns:mc="http://schemas.openxmlformats.org/markup-compatibility/2006" xmlns:aink="http://schemas.microsoft.com/office/drawing/2016/ink" xmlns:am3d="http://schemas.microsoft.com/office/drawing/2017/model3d" xmlns:o="urn:schemas-microsoft-com:office:office" xmlns:oel="http://schemas.microsoft.com/office/2019/extlst" xmlns:r="http://schemas.openxmlformats.org/officeDocument/2006/relationships" xmlns:m="http://schemas.openxmlformats.org/officeDocument/2006/math" xmlns:v="urn:schemas-microsoft-com:vml" xmlns:wp14="http://schemas.microsoft.com/office/word/2010/wordprocessingDrawing" xmlns:wp="http://schemas.openxmlformats.org/drawingml/2006/wordprocessingDrawing" xmlns:w10="urn:schemas-microsoft-com:office:word" xmlns:w="http://schemas.openxmlformats.org/wordprocessingml/2006/main" xmlns:w14="http://schemas.microsoft.com/office/word/2010/wordml" xmlns:w15="http://schemas.microsoft.com/office/word/2012/wordml" xmlns:w16cex="http://schemas.microsoft.com/office/word/2018/wordml/cex" xmlns:w16cid="http://schemas.microsoft.com/office/word/2016/wordml/cid" xmlns:w16="http://schemas.microsoft.com/office/word/2018/wordml" xmlns:w16du="http://schemas.microsoft.com/office/word/2023/wordml/word16du" xmlns:w16sdtdh="http://schemas.microsoft.com/office/word/2020/wordml/sdtdatahash" xmlns:w16sdtfl="http://schemas.microsoft.com/office/word/2024/wordml/sdtformatlock" xmlns:w16se="http://schemas.microsoft.com/office/word/2015/wordml/symex" xmlns:wpg="http://schemas.microsoft.com/office/word/2010/wordprocessingGroup" xmlns:wpi="http://schemas.microsoft.com/office/word/2010/wordprocessingInk" xmlns:wne="http://schemas.microsoft.com/office/word/2006/wordml" xmlns:wps="http://schemas.microsoft.com/office/word/2010/wordprocessingShape" mc:Ignorable="w14 w15 w16se w16cid w16 w16cex w16sdtdh w16sdtfl w16du wp14">
   <w:body>
     <w:p>
       <w:pPr>
@@ -12,137 +12,6 @@
           <w:szCs w:val="20"/>
         </w:rPr>
       </w:pPr>
-      <w:r>
-        <w:rPr>
-          <w:rFonts w:ascii="Arial" w:hAnsi="Arial" w:cs="Arial"/>
-          <w:b/>
-          <w:noProof/>
-          <w:sz w:val="12"/>
-          <w:szCs w:val="20"/>
-        </w:rPr>
-        <mc:AlternateContent>
-          <mc:Choice Requires="wps">
-            <w:drawing>
-              <wp:anchor distT="0" distB="0" distL="114300" distR="114300" simplePos="0" relativeHeight="251658240" behindDoc="0" locked="0" layoutInCell="1" allowOverlap="1" wp14:anchorId="54C3BA10" wp14:editId="73C5E8CD">
-                <wp:simplePos x="0" y="0"/>
-                <wp:positionH relativeFrom="column">
-                  <wp:posOffset>4312969</wp:posOffset>
-                </wp:positionH>
-                <wp:positionV relativeFrom="paragraph">
-                  <wp:posOffset>-1542513</wp:posOffset>
-                </wp:positionV>
-                <wp:extent cx="1508760" cy="247015"/>
-                <wp:effectExtent l="0" t="0" r="15240" b="24765"/>
-                <wp:wrapNone/>
-                <wp:docPr id="307" name="Text Box 307"/>
-                <wp:cNvGraphicFramePr>
-                  <a:graphicFrameLocks xmlns:a="http://schemas.openxmlformats.org/drawingml/2006/main"/>
-                </wp:cNvGraphicFramePr>
-                <a:graphic xmlns:a="http://schemas.openxmlformats.org/drawingml/2006/main">
-                  <a:graphicData uri="http://schemas.microsoft.com/office/word/2010/wordprocessingShape">
-                    <wps:wsp>
-                      <wps:cNvSpPr txBox="1">
-                        <a:spLocks noChangeArrowheads="1"/>
-                      </wps:cNvSpPr>
-                      <wps:spPr bwMode="auto">
-                        <a:xfrm>
-                          <a:off x="0" y="0"/>
-                          <a:ext cx="1508760" cy="247015"/>
-                        </a:xfrm>
-                        <a:prstGeom prst="rect">
-                          <a:avLst/>
-                        </a:prstGeom>
-                        <a:solidFill>
-                          <a:srgbClr val="FFFFFF"/>
-                        </a:solidFill>
-                        <a:ln w="9525">
-                          <a:solidFill>
-                            <a:schemeClr val="bg1"/>
-                          </a:solidFill>
-                          <a:miter lim="800000"/>
-                          <a:headEnd/>
-                          <a:tailEnd/>
-                        </a:ln>
-                      </wps:spPr>
-                      <wps:txbx>
-                        <w:txbxContent>
-                          <w:p>
-                            <w:pPr>
-                              <w:jc w:val="center"/>
-                              <w:rPr>
-                                <w:i/>
-                              </w:rPr>
-                            </w:pPr>
-                            <w:r>
-                              <w:rPr>
-                                <w:rFonts w:ascii="Arial" w:hAnsi="Arial" w:cs="Arial"/>
-                                <w:i/>
-                              </w:rPr>
-                              <w:t>CEIT- QF - 0</w:t>
-                            </w:r>
-                            <w:r>
-                              <w:rPr>
-                                <w:rFonts w:ascii="Arial" w:hAnsi="Arial" w:cs="Arial"/>
-                                <w:i/>
-                              </w:rPr>
-                              <w:t>3</w:t>
-                            </w:r>
-                          </w:p>
-                        </w:txbxContent>
-                      </wps:txbx>
-                      <wps:bodyPr rot="0" vert="horz" wrap="square" lIns="91440" tIns="45720" rIns="91440" bIns="45720" anchor="t" anchorCtr="0">
-                        <a:spAutoFit/>
-                      </wps:bodyPr>
-                    </wps:wsp>
-                  </a:graphicData>
-                </a:graphic>
-                <wp14:sizeRelH relativeFrom="margin">
-                  <wp14:pctWidth>0</wp14:pctWidth>
-                </wp14:sizeRelH>
-                <wp14:sizeRelV relativeFrom="margin">
-                  <wp14:pctHeight>20000</wp14:pctHeight>
-                </wp14:sizeRelV>
-              </wp:anchor>
-            </w:drawing>
-          </mc:Choice>
-          <mc:Fallback>
-            <w:pict>
-              <v:shapetype w14:anchorId="54C3BA10" id="_x0000_t202" coordsize="21600,21600" o:spt="202" path="m,l,21600r21600,l21600,xe">
-                <v:stroke joinstyle="miter"/>
-                <v:path gradientshapeok="t" o:connecttype="rect"/>
-              </v:shapetype>
-              <v:shape id="Text Box 307" o:spid="_x0000_s1026" type="#_x0000_t202" style="position:absolute;left:0;text-align:left;margin-left:339.6pt;margin-top:-121.45pt;width:118.8pt;height:19.45pt;z-index:251658240;visibility:visible;mso-wrap-style:square;mso-width-percent:0;mso-height-percent:200;mso-wrap-distance-left:9pt;mso-wrap-distance-top:0;mso-wrap-distance-right:9pt;mso-wrap-distance-bottom:0;mso-position-horizontal:absolute;mso-position-horizontal-relative:text;mso-position-vertical:absolute;mso-position-vertical-relative:text;mso-width-percent:0;mso-height-percent:200;mso-width-relative:margin;mso-height-relative:margin;v-text-anchor:top" o:gfxdata="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" strokecolor="white [3212]">
-                <v:textbox style="mso-fit-shape-to-text:t">
-                  <w:txbxContent>
-                    <w:p>
-                      <w:pPr>
-                        <w:jc w:val="center"/>
-                        <w:rPr>
-                          <w:i/>
-                        </w:rPr>
-                      </w:pPr>
-                      <w:r>
-                        <w:rPr>
-                          <w:rFonts w:ascii="Arial" w:hAnsi="Arial" w:cs="Arial"/>
-                          <w:i/>
-                        </w:rPr>
-                        <w:t>CEIT- QF - 0</w:t>
-                      </w:r>
-                      <w:r>
-                        <w:rPr>
-                          <w:rFonts w:ascii="Arial" w:hAnsi="Arial" w:cs="Arial"/>
-                          <w:i/>
-                        </w:rPr>
-                        <w:t>3</w:t>
-                      </w:r>
-                    </w:p>
-                  </w:txbxContent>
-                </v:textbox>
-              </v:shape>
-            </w:pict>
-          </mc:Fallback>
-        </mc:AlternateContent>
-      </w:r>
     </w:p>
     <w:tbl>
       <w:tblPr>
@@ -874,19 +743,11 @@
                 <w:rFonts w:ascii="Arial" w:hAnsi="Arial" w:cs="Arial"/>
               </w:rPr>
             </w:pPr>
-            <w:proofErr w:type="gramStart"/>
-            <w:r>
-              <w:rPr>
-                <w:rFonts w:ascii="Calibri" w:hAnsi="Calibri" w:cs="Calibri"/>
-              </w:rPr>
-              <w:t>ALVAREZ ,</w:t>
-            </w:r>
-            <w:proofErr w:type="gramEnd"/>
-            <w:r>
-              <w:rPr>
-                <w:rFonts w:ascii="Calibri" w:hAnsi="Calibri" w:cs="Calibri"/>
-              </w:rPr>
-              <w:t xml:space="preserve"> CRISTINE R.</w:t>
+            <w:r>
+              <w:rPr>
+                <w:rFonts w:ascii="Calibri" w:hAnsi="Calibri" w:cs="Calibri"/>
+              </w:rPr>
+              <w:t>ALVAREZ , CRISTINE R.</w:t>
             </w:r>
           </w:p>
         </w:tc>
@@ -953,19 +814,11 @@
                 <w:rFonts w:ascii="Arial" w:hAnsi="Arial" w:cs="Arial"/>
               </w:rPr>
             </w:pPr>
-            <w:proofErr w:type="gramStart"/>
-            <w:r>
-              <w:rPr>
-                <w:rFonts w:ascii="Calibri" w:hAnsi="Calibri" w:cs="Calibri"/>
-              </w:rPr>
-              <w:t>BARRACA ,</w:t>
-            </w:r>
-            <w:proofErr w:type="gramEnd"/>
-            <w:r>
-              <w:rPr>
-                <w:rFonts w:ascii="Calibri" w:hAnsi="Calibri" w:cs="Calibri"/>
-              </w:rPr>
-              <w:t xml:space="preserve"> SHAN C.</w:t>
+            <w:r>
+              <w:rPr>
+                <w:rFonts w:ascii="Calibri" w:hAnsi="Calibri" w:cs="Calibri"/>
+              </w:rPr>
+              <w:t>BARRACA , SHAN C.</w:t>
             </w:r>
           </w:p>
         </w:tc>
@@ -1104,19 +957,11 @@
                 <w:rFonts w:ascii="Arial" w:hAnsi="Arial" w:cs="Arial"/>
               </w:rPr>
             </w:pPr>
-            <w:proofErr w:type="gramStart"/>
-            <w:r>
-              <w:rPr>
-                <w:rFonts w:ascii="Calibri" w:hAnsi="Calibri" w:cs="Calibri"/>
-              </w:rPr>
-              <w:t>BOLLOZOS ,</w:t>
-            </w:r>
-            <w:proofErr w:type="gramEnd"/>
-            <w:r>
-              <w:rPr>
-                <w:rFonts w:ascii="Calibri" w:hAnsi="Calibri" w:cs="Calibri"/>
-              </w:rPr>
-              <w:t xml:space="preserve"> MODESTY JOY M.</w:t>
+            <w:r>
+              <w:rPr>
+                <w:rFonts w:ascii="Calibri" w:hAnsi="Calibri" w:cs="Calibri"/>
+              </w:rPr>
+              <w:t>BOLLOZOS , MODESTY JOY M.</w:t>
             </w:r>
           </w:p>
         </w:tc>
@@ -1686,19 +1531,11 @@
                 <w:rFonts w:ascii="Arial" w:hAnsi="Arial" w:cs="Arial"/>
               </w:rPr>
             </w:pPr>
-            <w:proofErr w:type="gramStart"/>
-            <w:r>
-              <w:rPr>
-                <w:rFonts w:ascii="Calibri" w:hAnsi="Calibri" w:cs="Calibri"/>
-              </w:rPr>
-              <w:t>ECHANO ,</w:t>
-            </w:r>
-            <w:proofErr w:type="gramEnd"/>
-            <w:r>
-              <w:rPr>
-                <w:rFonts w:ascii="Calibri" w:hAnsi="Calibri" w:cs="Calibri"/>
-              </w:rPr>
-              <w:t xml:space="preserve"> BRYCE CHRYSLER C.</w:t>
+            <w:r>
+              <w:rPr>
+                <w:rFonts w:ascii="Calibri" w:hAnsi="Calibri" w:cs="Calibri"/>
+              </w:rPr>
+              <w:t>ECHANO , BRYCE CHRYSLER C.</w:t>
             </w:r>
           </w:p>
         </w:tc>
@@ -2631,19 +2468,11 @@
                 <w:rFonts w:ascii="Arial" w:hAnsi="Arial" w:cs="Arial"/>
               </w:rPr>
             </w:pPr>
-            <w:proofErr w:type="gramStart"/>
-            <w:r>
-              <w:rPr>
-                <w:rFonts w:ascii="Calibri" w:hAnsi="Calibri" w:cs="Calibri"/>
-              </w:rPr>
-              <w:t>MONTESCLAROS ,</w:t>
-            </w:r>
-            <w:proofErr w:type="gramEnd"/>
-            <w:r>
-              <w:rPr>
-                <w:rFonts w:ascii="Calibri" w:hAnsi="Calibri" w:cs="Calibri"/>
-              </w:rPr>
-              <w:t xml:space="preserve"> MARKROMY</w:t>
+            <w:r>
+              <w:rPr>
+                <w:rFonts w:ascii="Calibri" w:hAnsi="Calibri" w:cs="Calibri"/>
+              </w:rPr>
+              <w:t>MONTESCLAROS , MARKROMY</w:t>
             </w:r>
           </w:p>
         </w:tc>
@@ -2855,19 +2684,11 @@
                 <w:rFonts w:ascii="Arial" w:hAnsi="Arial" w:cs="Arial"/>
               </w:rPr>
             </w:pPr>
-            <w:proofErr w:type="gramStart"/>
-            <w:r>
-              <w:rPr>
-                <w:rFonts w:ascii="Calibri" w:hAnsi="Calibri" w:cs="Calibri"/>
-              </w:rPr>
-              <w:t>OLEGARIO ,</w:t>
-            </w:r>
-            <w:proofErr w:type="gramEnd"/>
-            <w:r>
-              <w:rPr>
-                <w:rFonts w:ascii="Calibri" w:hAnsi="Calibri" w:cs="Calibri"/>
-              </w:rPr>
-              <w:t xml:space="preserve"> ELLA MAE V.</w:t>
+            <w:r>
+              <w:rPr>
+                <w:rFonts w:ascii="Calibri" w:hAnsi="Calibri" w:cs="Calibri"/>
+              </w:rPr>
+              <w:t>OLEGARIO , ELLA MAE V.</w:t>
             </w:r>
           </w:p>
         </w:tc>
@@ -3007,19 +2828,11 @@
                 <w:rFonts w:ascii="Arial" w:hAnsi="Arial" w:cs="Arial"/>
               </w:rPr>
             </w:pPr>
-            <w:proofErr w:type="gramStart"/>
-            <w:r>
-              <w:rPr>
-                <w:rFonts w:ascii="Calibri" w:hAnsi="Calibri" w:cs="Calibri"/>
-              </w:rPr>
-              <w:t>PORTUGAL ,</w:t>
-            </w:r>
-            <w:proofErr w:type="gramEnd"/>
-            <w:r>
-              <w:rPr>
-                <w:rFonts w:ascii="Calibri" w:hAnsi="Calibri" w:cs="Calibri"/>
-              </w:rPr>
-              <w:t xml:space="preserve"> MA. ROCHEL J.</w:t>
+            <w:r>
+              <w:rPr>
+                <w:rFonts w:ascii="Calibri" w:hAnsi="Calibri" w:cs="Calibri"/>
+              </w:rPr>
+              <w:t>PORTUGAL , MA. ROCHEL J.</w:t>
             </w:r>
           </w:p>
         </w:tc>
@@ -3628,8 +3441,12 @@
     </w:tbl>
     <w:p/>
     <w:sectPr>
-      <w:headerReference w:type="default" r:id="rId7"/>
-      <w:footerReference w:type="default" r:id="rId8"/>
+      <w:headerReference w:type="even" r:id="rId7"/>
+      <w:headerReference w:type="default" r:id="rId8"/>
+      <w:footerReference w:type="even" r:id="rId9"/>
+      <w:footerReference w:type="default" r:id="rId10"/>
+      <w:headerReference w:type="first" r:id="rId11"/>
+      <w:footerReference w:type="first" r:id="rId12"/>
       <w:pgSz w:w="11909" w:h="16834" w:code="9"/>
       <w:pgMar w:top="1728" w:right="1080" w:bottom="576" w:left="2160" w:header="432" w:footer="432" w:gutter="0"/>
       <w:cols w:space="720"/>
@@ -3640,7 +3457,7 @@
 </file>
 
 <file path=word/endnotes.xml><?xml version="1.0" encoding="utf-8"?>
-<w:endnotes xmlns:wpc="http://schemas.microsoft.com/office/word/2010/wordprocessingCanvas" xmlns:cx="http://schemas.microsoft.com/office/drawing/2014/chartex" xmlns:cx1="http://schemas.microsoft.com/office/drawing/2015/9/8/chartex" xmlns:cx2="http://schemas.microsoft.com/office/drawing/2015/10/21/chartex" xmlns:cx3="http://schemas.microsoft.com/office/drawing/2016/5/9/chartex" xmlns:cx4="http://schemas.microsoft.com/office/drawing/2016/5/10/chartex" xmlns:cx5="http://schemas.microsoft.com/office/drawing/2016/5/11/chartex" xmlns:cx6="http://schemas.microsoft.com/office/drawing/2016/5/12/chartex" xmlns:cx7="http://schemas.microsoft.com/office/drawing/2016/5/13/chartex" xmlns:cx8="http://schemas.microsoft.com/office/drawing/2016/5/14/chartex" xmlns:mc="http://schemas.openxmlformats.org/markup-compatibility/2006" xmlns:aink="http://schemas.microsoft.com/office/drawing/2016/ink" xmlns:am3d="http://schemas.microsoft.com/office/drawing/2017/model3d" xmlns:o="urn:schemas-microsoft-com:office:office" xmlns:oel="http://schemas.microsoft.com/office/2019/extlst" xmlns:r="http://schemas.openxmlformats.org/officeDocument/2006/relationships" xmlns:m="http://schemas.openxmlformats.org/officeDocument/2006/math" xmlns:v="urn:schemas-microsoft-com:vml" xmlns:wp14="http://schemas.microsoft.com/office/word/2010/wordprocessingDrawing" xmlns:wp="http://schemas.openxmlformats.org/drawingml/2006/wordprocessingDrawing" xmlns:w10="urn:schemas-microsoft-com:office:word" xmlns:w="http://schemas.openxmlformats.org/wordprocessingml/2006/main" xmlns:w14="http://schemas.microsoft.com/office/word/2010/wordml" xmlns:w15="http://schemas.microsoft.com/office/word/2012/wordml" xmlns:w16cei="http://schemas.microsoft.com/office/word/2026/wordml/cei" xmlns:w16cex="http://schemas.microsoft.com/office/word/2018/wordml/cex" xmlns:w16cid="http://schemas.microsoft.com/office/word/2016/wordml/cid" xmlns:w16="http://schemas.microsoft.com/office/word/2018/wordml" xmlns:w16du="http://schemas.microsoft.com/office/word/2023/wordml/word16du" xmlns:w16sdtdh="http://schemas.microsoft.com/office/word/2020/wordml/sdtdatahash" xmlns:w16sdtfl="http://schemas.microsoft.com/office/word/2024/wordml/sdtformatlock" xmlns:w16se="http://schemas.microsoft.com/office/word/2015/wordml/symex" xmlns:wpg="http://schemas.microsoft.com/office/word/2010/wordprocessingGroup" xmlns:wpi="http://schemas.microsoft.com/office/word/2010/wordprocessingInk" xmlns:wne="http://schemas.microsoft.com/office/word/2006/wordml" xmlns:wps="http://schemas.microsoft.com/office/word/2010/wordprocessingShape" mc:Ignorable="w14 w15 w16se w16cid w16 w16cex w16sdtdh w16sdtfl w16du wp14">
+<w:endnotes xmlns:wpc="http://schemas.microsoft.com/office/word/2010/wordprocessingCanvas" xmlns:cx="http://schemas.microsoft.com/office/drawing/2014/chartex" xmlns:cx1="http://schemas.microsoft.com/office/drawing/2015/9/8/chartex" xmlns:cx2="http://schemas.microsoft.com/office/drawing/2015/10/21/chartex" xmlns:cx3="http://schemas.microsoft.com/office/drawing/2016/5/9/chartex" xmlns:cx4="http://schemas.microsoft.com/office/drawing/2016/5/10/chartex" xmlns:cx5="http://schemas.microsoft.com/office/drawing/2016/5/11/chartex" xmlns:cx6="http://schemas.microsoft.com/office/drawing/2016/5/12/chartex" xmlns:cx7="http://schemas.microsoft.com/office/drawing/2016/5/13/chartex" xmlns:cx8="http://schemas.microsoft.com/office/drawing/2016/5/14/chartex" xmlns:mc="http://schemas.openxmlformats.org/markup-compatibility/2006" xmlns:aink="http://schemas.microsoft.com/office/drawing/2016/ink" xmlns:am3d="http://schemas.microsoft.com/office/drawing/2017/model3d" xmlns:o="urn:schemas-microsoft-com:office:office" xmlns:oel="http://schemas.microsoft.com/office/2019/extlst" xmlns:r="http://schemas.openxmlformats.org/officeDocument/2006/relationships" xmlns:m="http://schemas.openxmlformats.org/officeDocument/2006/math" xmlns:v="urn:schemas-microsoft-com:vml" xmlns:wp14="http://schemas.microsoft.com/office/word/2010/wordprocessingDrawing" xmlns:wp="http://schemas.openxmlformats.org/drawingml/2006/wordprocessingDrawing" xmlns:w10="urn:schemas-microsoft-com:office:word" xmlns:w="http://schemas.openxmlformats.org/wordprocessingml/2006/main" xmlns:w14="http://schemas.microsoft.com/office/word/2010/wordml" xmlns:w15="http://schemas.microsoft.com/office/word/2012/wordml" xmlns:w16cex="http://schemas.microsoft.com/office/word/2018/wordml/cex" xmlns:w16cid="http://schemas.microsoft.com/office/word/2016/wordml/cid" xmlns:w16="http://schemas.microsoft.com/office/word/2018/wordml" xmlns:w16du="http://schemas.microsoft.com/office/word/2023/wordml/word16du" xmlns:w16sdtdh="http://schemas.microsoft.com/office/word/2020/wordml/sdtdatahash" xmlns:w16sdtfl="http://schemas.microsoft.com/office/word/2024/wordml/sdtformatlock" xmlns:w16se="http://schemas.microsoft.com/office/word/2015/wordml/symex" xmlns:wpg="http://schemas.microsoft.com/office/word/2010/wordprocessingGroup" xmlns:wpi="http://schemas.microsoft.com/office/word/2010/wordprocessingInk" xmlns:wne="http://schemas.microsoft.com/office/word/2006/wordml" xmlns:wps="http://schemas.microsoft.com/office/word/2010/wordprocessingShape" mc:Ignorable="w14 w15 w16se w16cid w16 w16cex w16sdtdh w16sdtfl w16du wp14">
   <w:endnote w:type="separator" w:id="-1">
     <w:p>
       <w:r>
@@ -3659,7 +3476,17 @@
 </file>
 
 <file path=word/footer1.xml><?xml version="1.0" encoding="utf-8"?>
-<w:ftr xmlns:wpc="http://schemas.microsoft.com/office/word/2010/wordprocessingCanvas" xmlns:cx="http://schemas.microsoft.com/office/drawing/2014/chartex" xmlns:cx1="http://schemas.microsoft.com/office/drawing/2015/9/8/chartex" xmlns:cx2="http://schemas.microsoft.com/office/drawing/2015/10/21/chartex" xmlns:cx3="http://schemas.microsoft.com/office/drawing/2016/5/9/chartex" xmlns:cx4="http://schemas.microsoft.com/office/drawing/2016/5/10/chartex" xmlns:cx5="http://schemas.microsoft.com/office/drawing/2016/5/11/chartex" xmlns:cx6="http://schemas.microsoft.com/office/drawing/2016/5/12/chartex" xmlns:cx7="http://schemas.microsoft.com/office/drawing/2016/5/13/chartex" xmlns:cx8="http://schemas.microsoft.com/office/drawing/2016/5/14/chartex" xmlns:mc="http://schemas.openxmlformats.org/markup-compatibility/2006" xmlns:aink="http://schemas.microsoft.com/office/drawing/2016/ink" xmlns:am3d="http://schemas.microsoft.com/office/drawing/2017/model3d" xmlns:o="urn:schemas-microsoft-com:office:office" xmlns:oel="http://schemas.microsoft.com/office/2019/extlst" xmlns:r="http://schemas.openxmlformats.org/officeDocument/2006/relationships" xmlns:m="http://schemas.openxmlformats.org/officeDocument/2006/math" xmlns:v="urn:schemas-microsoft-com:vml" xmlns:wp14="http://schemas.microsoft.com/office/word/2010/wordprocessingDrawing" xmlns:wp="http://schemas.openxmlformats.org/drawingml/2006/wordprocessingDrawing" xmlns:w10="urn:schemas-microsoft-com:office:word" xmlns:w="http://schemas.openxmlformats.org/wordprocessingml/2006/main" xmlns:w14="http://schemas.microsoft.com/office/word/2010/wordml" xmlns:w15="http://schemas.microsoft.com/office/word/2012/wordml" xmlns:w16cei="http://schemas.microsoft.com/office/word/2026/wordml/cei" xmlns:w16cex="http://schemas.microsoft.com/office/word/2018/wordml/cex" xmlns:w16cid="http://schemas.microsoft.com/office/word/2016/wordml/cid" xmlns:w16="http://schemas.microsoft.com/office/word/2018/wordml" xmlns:w16du="http://schemas.microsoft.com/office/word/2023/wordml/word16du" xmlns:w16sdtdh="http://schemas.microsoft.com/office/word/2020/wordml/sdtdatahash" xmlns:w16sdtfl="http://schemas.microsoft.com/office/word/2024/wordml/sdtformatlock" xmlns:w16se="http://schemas.microsoft.com/office/word/2015/wordml/symex" xmlns:wpg="http://schemas.microsoft.com/office/word/2010/wordprocessingGroup" xmlns:wpi="http://schemas.microsoft.com/office/word/2010/wordprocessingInk" xmlns:wne="http://schemas.microsoft.com/office/word/2006/wordml" xmlns:wps="http://schemas.microsoft.com/office/word/2010/wordprocessingShape" mc:Ignorable="w14 w15 w16se w16cid w16 w16cex w16sdtdh w16sdtfl w16du wp14">
+<w:ftr xmlns:wpc="http://schemas.microsoft.com/office/word/2010/wordprocessingCanvas" xmlns:cx="http://schemas.microsoft.com/office/drawing/2014/chartex" xmlns:cx1="http://schemas.microsoft.com/office/drawing/2015/9/8/chartex" xmlns:cx2="http://schemas.microsoft.com/office/drawing/2015/10/21/chartex" xmlns:cx3="http://schemas.microsoft.com/office/drawing/2016/5/9/chartex" xmlns:cx4="http://schemas.microsoft.com/office/drawing/2016/5/10/chartex" xmlns:cx5="http://schemas.microsoft.com/office/drawing/2016/5/11/chartex" xmlns:cx6="http://schemas.microsoft.com/office/drawing/2016/5/12/chartex" xmlns:cx7="http://schemas.microsoft.com/office/drawing/2016/5/13/chartex" xmlns:cx8="http://schemas.microsoft.com/office/drawing/2016/5/14/chartex" xmlns:mc="http://schemas.openxmlformats.org/markup-compatibility/2006" xmlns:aink="http://schemas.microsoft.com/office/drawing/2016/ink" xmlns:am3d="http://schemas.microsoft.com/office/drawing/2017/model3d" xmlns:o="urn:schemas-microsoft-com:office:office" xmlns:oel="http://schemas.microsoft.com/office/2019/extlst" xmlns:r="http://schemas.openxmlformats.org/officeDocument/2006/relationships" xmlns:m="http://schemas.openxmlformats.org/officeDocument/2006/math" xmlns:v="urn:schemas-microsoft-com:vml" xmlns:wp14="http://schemas.microsoft.com/office/word/2010/wordprocessingDrawing" xmlns:wp="http://schemas.openxmlformats.org/drawingml/2006/wordprocessingDrawing" xmlns:w10="urn:schemas-microsoft-com:office:word" xmlns:w="http://schemas.openxmlformats.org/wordprocessingml/2006/main" xmlns:w14="http://schemas.microsoft.com/office/word/2010/wordml" xmlns:w15="http://schemas.microsoft.com/office/word/2012/wordml" xmlns:w16cex="http://schemas.microsoft.com/office/word/2018/wordml/cex" xmlns:w16cid="http://schemas.microsoft.com/office/word/2016/wordml/cid" xmlns:w16="http://schemas.microsoft.com/office/word/2018/wordml" xmlns:w16du="http://schemas.microsoft.com/office/word/2023/wordml/word16du" xmlns:w16sdtdh="http://schemas.microsoft.com/office/word/2020/wordml/sdtdatahash" xmlns:w16sdtfl="http://schemas.microsoft.com/office/word/2024/wordml/sdtformatlock" xmlns:w16se="http://schemas.microsoft.com/office/word/2015/wordml/symex" xmlns:wpg="http://schemas.microsoft.com/office/word/2010/wordprocessingGroup" xmlns:wpi="http://schemas.microsoft.com/office/word/2010/wordprocessingInk" xmlns:wne="http://schemas.microsoft.com/office/word/2006/wordml" xmlns:wps="http://schemas.microsoft.com/office/word/2010/wordprocessingShape" mc:Ignorable="w14 w15 w16se w16cid w16 w16cex w16sdtdh w16sdtfl w16du wp14">
+  <w:p>
+    <w:pPr>
+      <w:pStyle w:val="Footer"/>
+    </w:pPr>
+  </w:p>
+</w:ftr>
+</file>
+
+<file path=word/footer2.xml><?xml version="1.0" encoding="utf-8"?>
+<w:ftr xmlns:wpc="http://schemas.microsoft.com/office/word/2010/wordprocessingCanvas" xmlns:cx="http://schemas.microsoft.com/office/drawing/2014/chartex" xmlns:cx1="http://schemas.microsoft.com/office/drawing/2015/9/8/chartex" xmlns:cx2="http://schemas.microsoft.com/office/drawing/2015/10/21/chartex" xmlns:cx3="http://schemas.microsoft.com/office/drawing/2016/5/9/chartex" xmlns:cx4="http://schemas.microsoft.com/office/drawing/2016/5/10/chartex" xmlns:cx5="http://schemas.microsoft.com/office/drawing/2016/5/11/chartex" xmlns:cx6="http://schemas.microsoft.com/office/drawing/2016/5/12/chartex" xmlns:cx7="http://schemas.microsoft.com/office/drawing/2016/5/13/chartex" xmlns:cx8="http://schemas.microsoft.com/office/drawing/2016/5/14/chartex" xmlns:mc="http://schemas.openxmlformats.org/markup-compatibility/2006" xmlns:aink="http://schemas.microsoft.com/office/drawing/2016/ink" xmlns:am3d="http://schemas.microsoft.com/office/drawing/2017/model3d" xmlns:o="urn:schemas-microsoft-com:office:office" xmlns:oel="http://schemas.microsoft.com/office/2019/extlst" xmlns:r="http://schemas.openxmlformats.org/officeDocument/2006/relationships" xmlns:m="http://schemas.openxmlformats.org/officeDocument/2006/math" xmlns:v="urn:schemas-microsoft-com:vml" xmlns:wp14="http://schemas.microsoft.com/office/word/2010/wordprocessingDrawing" xmlns:wp="http://schemas.openxmlformats.org/drawingml/2006/wordprocessingDrawing" xmlns:w10="urn:schemas-microsoft-com:office:word" xmlns:w="http://schemas.openxmlformats.org/wordprocessingml/2006/main" xmlns:w14="http://schemas.microsoft.com/office/word/2010/wordml" xmlns:w15="http://schemas.microsoft.com/office/word/2012/wordml" xmlns:w16cex="http://schemas.microsoft.com/office/word/2018/wordml/cex" xmlns:w16cid="http://schemas.microsoft.com/office/word/2016/wordml/cid" xmlns:w16="http://schemas.microsoft.com/office/word/2018/wordml" xmlns:w16du="http://schemas.microsoft.com/office/word/2023/wordml/word16du" xmlns:w16sdtdh="http://schemas.microsoft.com/office/word/2020/wordml/sdtdatahash" xmlns:w16sdtfl="http://schemas.microsoft.com/office/word/2024/wordml/sdtformatlock" xmlns:w16se="http://schemas.microsoft.com/office/word/2015/wordml/symex" xmlns:wpg="http://schemas.microsoft.com/office/word/2010/wordprocessingGroup" xmlns:wpi="http://schemas.microsoft.com/office/word/2010/wordprocessingInk" xmlns:wne="http://schemas.microsoft.com/office/word/2006/wordml" xmlns:wps="http://schemas.microsoft.com/office/word/2010/wordprocessingShape" mc:Ignorable="w14 w15 w16se w16cid w16 w16cex w16sdtdh w16sdtfl w16du wp14">
   <w:p>
     <w:pPr>
       <w:pStyle w:val="Footer"/>
@@ -3675,8 +3502,18 @@
 </w:ftr>
 </file>
 
+<file path=word/footer3.xml><?xml version="1.0" encoding="utf-8"?>
+<w:ftr xmlns:wpc="http://schemas.microsoft.com/office/word/2010/wordprocessingCanvas" xmlns:cx="http://schemas.microsoft.com/office/drawing/2014/chartex" xmlns:cx1="http://schemas.microsoft.com/office/drawing/2015/9/8/chartex" xmlns:cx2="http://schemas.microsoft.com/office/drawing/2015/10/21/chartex" xmlns:cx3="http://schemas.microsoft.com/office/drawing/2016/5/9/chartex" xmlns:cx4="http://schemas.microsoft.com/office/drawing/2016/5/10/chartex" xmlns:cx5="http://schemas.microsoft.com/office/drawing/2016/5/11/chartex" xmlns:cx6="http://schemas.microsoft.com/office/drawing/2016/5/12/chartex" xmlns:cx7="http://schemas.microsoft.com/office/drawing/2016/5/13/chartex" xmlns:cx8="http://schemas.microsoft.com/office/drawing/2016/5/14/chartex" xmlns:mc="http://schemas.openxmlformats.org/markup-compatibility/2006" xmlns:aink="http://schemas.microsoft.com/office/drawing/2016/ink" xmlns:am3d="http://schemas.microsoft.com/office/drawing/2017/model3d" xmlns:o="urn:schemas-microsoft-com:office:office" xmlns:oel="http://schemas.microsoft.com/office/2019/extlst" xmlns:r="http://schemas.openxmlformats.org/officeDocument/2006/relationships" xmlns:m="http://schemas.openxmlformats.org/officeDocument/2006/math" xmlns:v="urn:schemas-microsoft-com:vml" xmlns:wp14="http://schemas.microsoft.com/office/word/2010/wordprocessingDrawing" xmlns:wp="http://schemas.openxmlformats.org/drawingml/2006/wordprocessingDrawing" xmlns:w10="urn:schemas-microsoft-com:office:word" xmlns:w="http://schemas.openxmlformats.org/wordprocessingml/2006/main" xmlns:w14="http://schemas.microsoft.com/office/word/2010/wordml" xmlns:w15="http://schemas.microsoft.com/office/word/2012/wordml" xmlns:w16cex="http://schemas.microsoft.com/office/word/2018/wordml/cex" xmlns:w16cid="http://schemas.microsoft.com/office/word/2016/wordml/cid" xmlns:w16="http://schemas.microsoft.com/office/word/2018/wordml" xmlns:w16du="http://schemas.microsoft.com/office/word/2023/wordml/word16du" xmlns:w16sdtdh="http://schemas.microsoft.com/office/word/2020/wordml/sdtdatahash" xmlns:w16sdtfl="http://schemas.microsoft.com/office/word/2024/wordml/sdtformatlock" xmlns:w16se="http://schemas.microsoft.com/office/word/2015/wordml/symex" xmlns:wpg="http://schemas.microsoft.com/office/word/2010/wordprocessingGroup" xmlns:wpi="http://schemas.microsoft.com/office/word/2010/wordprocessingInk" xmlns:wne="http://schemas.microsoft.com/office/word/2006/wordml" xmlns:wps="http://schemas.microsoft.com/office/word/2010/wordprocessingShape" mc:Ignorable="w14 w15 w16se w16cid w16 w16cex w16sdtdh w16sdtfl w16du wp14">
+  <w:p>
+    <w:pPr>
+      <w:pStyle w:val="Footer"/>
+    </w:pPr>
+  </w:p>
+</w:ftr>
+</file>
+
 <file path=word/footnotes.xml><?xml version="1.0" encoding="utf-8"?>
-<w:footnotes xmlns:wpc="http://schemas.microsoft.com/office/word/2010/wordprocessingCanvas" xmlns:cx="http://schemas.microsoft.com/office/drawing/2014/chartex" xmlns:cx1="http://schemas.microsoft.com/office/drawing/2015/9/8/chartex" xmlns:cx2="http://schemas.microsoft.com/office/drawing/2015/10/21/chartex" xmlns:cx3="http://schemas.microsoft.com/office/drawing/2016/5/9/chartex" xmlns:cx4="http://schemas.microsoft.com/office/drawing/2016/5/10/chartex" xmlns:cx5="http://schemas.microsoft.com/office/drawing/2016/5/11/chartex" xmlns:cx6="http://schemas.microsoft.com/office/drawing/2016/5/12/chartex" xmlns:cx7="http://schemas.microsoft.com/office/drawing/2016/5/13/chartex" xmlns:cx8="http://schemas.microsoft.com/office/drawing/2016/5/14/chartex" xmlns:mc="http://schemas.openxmlformats.org/markup-compatibility/2006" xmlns:aink="http://schemas.microsoft.com/office/drawing/2016/ink" xmlns:am3d="http://schemas.microsoft.com/office/drawing/2017/model3d" xmlns:o="urn:schemas-microsoft-com:office:office" xmlns:oel="http://schemas.microsoft.com/office/2019/extlst" xmlns:r="http://schemas.openxmlformats.org/officeDocument/2006/relationships" xmlns:m="http://schemas.openxmlformats.org/officeDocument/2006/math" xmlns:v="urn:schemas-microsoft-com:vml" xmlns:wp14="http://schemas.microsoft.com/office/word/2010/wordprocessingDrawing" xmlns:wp="http://schemas.openxmlformats.org/drawingml/2006/wordprocessingDrawing" xmlns:w10="urn:schemas-microsoft-com:office:word" xmlns:w="http://schemas.openxmlformats.org/wordprocessingml/2006/main" xmlns:w14="http://schemas.microsoft.com/office/word/2010/wordml" xmlns:w15="http://schemas.microsoft.com/office/word/2012/wordml" xmlns:w16cei="http://schemas.microsoft.com/office/word/2026/wordml/cei" xmlns:w16cex="http://schemas.microsoft.com/office/word/2018/wordml/cex" xmlns:w16cid="http://schemas.microsoft.com/office/word/2016/wordml/cid" xmlns:w16="http://schemas.microsoft.com/office/word/2018/wordml" xmlns:w16du="http://schemas.microsoft.com/office/word/2023/wordml/word16du" xmlns:w16sdtdh="http://schemas.microsoft.com/office/word/2020/wordml/sdtdatahash" xmlns:w16sdtfl="http://schemas.microsoft.com/office/word/2024/wordml/sdtformatlock" xmlns:w16se="http://schemas.microsoft.com/office/word/2015/wordml/symex" xmlns:wpg="http://schemas.microsoft.com/office/word/2010/wordprocessingGroup" xmlns:wpi="http://schemas.microsoft.com/office/word/2010/wordprocessingInk" xmlns:wne="http://schemas.microsoft.com/office/word/2006/wordml" xmlns:wps="http://schemas.microsoft.com/office/word/2010/wordprocessingShape" mc:Ignorable="w14 w15 w16se w16cid w16 w16cex w16sdtdh w16sdtfl w16du wp14">
+<w:footnotes xmlns:wpc="http://schemas.microsoft.com/office/word/2010/wordprocessingCanvas" xmlns:cx="http://schemas.microsoft.com/office/drawing/2014/chartex" xmlns:cx1="http://schemas.microsoft.com/office/drawing/2015/9/8/chartex" xmlns:cx2="http://schemas.microsoft.com/office/drawing/2015/10/21/chartex" xmlns:cx3="http://schemas.microsoft.com/office/drawing/2016/5/9/chartex" xmlns:cx4="http://schemas.microsoft.com/office/drawing/2016/5/10/chartex" xmlns:cx5="http://schemas.microsoft.com/office/drawing/2016/5/11/chartex" xmlns:cx6="http://schemas.microsoft.com/office/drawing/2016/5/12/chartex" xmlns:cx7="http://schemas.microsoft.com/office/drawing/2016/5/13/chartex" xmlns:cx8="http://schemas.microsoft.com/office/drawing/2016/5/14/chartex" xmlns:mc="http://schemas.openxmlformats.org/markup-compatibility/2006" xmlns:aink="http://schemas.microsoft.com/office/drawing/2016/ink" xmlns:am3d="http://schemas.microsoft.com/office/drawing/2017/model3d" xmlns:o="urn:schemas-microsoft-com:office:office" xmlns:oel="http://schemas.microsoft.com/office/2019/extlst" xmlns:r="http://schemas.openxmlformats.org/officeDocument/2006/relationships" xmlns:m="http://schemas.openxmlformats.org/officeDocument/2006/math" xmlns:v="urn:schemas-microsoft-com:vml" xmlns:wp14="http://schemas.microsoft.com/office/word/2010/wordprocessingDrawing" xmlns:wp="http://schemas.openxmlformats.org/drawingml/2006/wordprocessingDrawing" xmlns:w10="urn:schemas-microsoft-com:office:word" xmlns:w="http://schemas.openxmlformats.org/wordprocessingml/2006/main" xmlns:w14="http://schemas.microsoft.com/office/word/2010/wordml" xmlns:w15="http://schemas.microsoft.com/office/word/2012/wordml" xmlns:w16cex="http://schemas.microsoft.com/office/word/2018/wordml/cex" xmlns:w16cid="http://schemas.microsoft.com/office/word/2016/wordml/cid" xmlns:w16="http://schemas.microsoft.com/office/word/2018/wordml" xmlns:w16du="http://schemas.microsoft.com/office/word/2023/wordml/word16du" xmlns:w16sdtdh="http://schemas.microsoft.com/office/word/2020/wordml/sdtdatahash" xmlns:w16sdtfl="http://schemas.microsoft.com/office/word/2024/wordml/sdtformatlock" xmlns:w16se="http://schemas.microsoft.com/office/word/2015/wordml/symex" xmlns:wpg="http://schemas.microsoft.com/office/word/2010/wordprocessingGroup" xmlns:wpi="http://schemas.microsoft.com/office/word/2010/wordprocessingInk" xmlns:wne="http://schemas.microsoft.com/office/word/2006/wordml" xmlns:wps="http://schemas.microsoft.com/office/word/2010/wordprocessingShape" mc:Ignorable="w14 w15 w16se w16cid w16 w16cex w16sdtdh w16sdtfl w16du wp14">
   <w:footnote w:type="separator" w:id="-1">
     <w:p>
       <w:r>
@@ -3695,7 +3532,39 @@
 </file>
 
 <file path=word/header1.xml><?xml version="1.0" encoding="utf-8"?>
-<w:hdr xmlns:wpc="http://schemas.microsoft.com/office/word/2010/wordprocessingCanvas" xmlns:cx="http://schemas.microsoft.com/office/drawing/2014/chartex" xmlns:cx1="http://schemas.microsoft.com/office/drawing/2015/9/8/chartex" xmlns:cx2="http://schemas.microsoft.com/office/drawing/2015/10/21/chartex" xmlns:cx3="http://schemas.microsoft.com/office/drawing/2016/5/9/chartex" xmlns:cx4="http://schemas.microsoft.com/office/drawing/2016/5/10/chartex" xmlns:cx5="http://schemas.microsoft.com/office/drawing/2016/5/11/chartex" xmlns:cx6="http://schemas.microsoft.com/office/drawing/2016/5/12/chartex" xmlns:cx7="http://schemas.microsoft.com/office/drawing/2016/5/13/chartex" xmlns:cx8="http://schemas.microsoft.com/office/drawing/2016/5/14/chartex" xmlns:mc="http://schemas.openxmlformats.org/markup-compatibility/2006" xmlns:aink="http://schemas.microsoft.com/office/drawing/2016/ink" xmlns:am3d="http://schemas.microsoft.com/office/drawing/2017/model3d" xmlns:o="urn:schemas-microsoft-com:office:office" xmlns:oel="http://schemas.microsoft.com/office/2019/extlst" xmlns:r="http://schemas.openxmlformats.org/officeDocument/2006/relationships" xmlns:m="http://schemas.openxmlformats.org/officeDocument/2006/math" xmlns:v="urn:schemas-microsoft-com:vml" xmlns:wp14="http://schemas.microsoft.com/office/word/2010/wordprocessingDrawing" xmlns:wp="http://schemas.openxmlformats.org/drawingml/2006/wordprocessingDrawing" xmlns:w10="urn:schemas-microsoft-com:office:word" xmlns:w="http://schemas.openxmlformats.org/wordprocessingml/2006/main" xmlns:w14="http://schemas.microsoft.com/office/word/2010/wordml" xmlns:w15="http://schemas.microsoft.com/office/word/2012/wordml" xmlns:w16cei="http://schemas.microsoft.com/office/word/2026/wordml/cei" xmlns:w16cex="http://schemas.microsoft.com/office/word/2018/wordml/cex" xmlns:w16cid="http://schemas.microsoft.com/office/word/2016/wordml/cid" xmlns:w16="http://schemas.microsoft.com/office/word/2018/wordml" xmlns:w16du="http://schemas.microsoft.com/office/word/2023/wordml/word16du" xmlns:w16sdtdh="http://schemas.microsoft.com/office/word/2020/wordml/sdtdatahash" xmlns:w16sdtfl="http://schemas.microsoft.com/office/word/2024/wordml/sdtformatlock" xmlns:w16se="http://schemas.microsoft.com/office/word/2015/wordml/symex" xmlns:wpg="http://schemas.microsoft.com/office/word/2010/wordprocessingGroup" xmlns:wpi="http://schemas.microsoft.com/office/word/2010/wordprocessingInk" xmlns:wne="http://schemas.microsoft.com/office/word/2006/wordml" xmlns:wps="http://schemas.microsoft.com/office/word/2010/wordprocessingShape" mc:Ignorable="w14 w15 w16se w16cid w16 w16cex w16sdtdh w16sdtfl w16du wp14">
+<w:hdr xmlns:wpc="http://schemas.microsoft.com/office/word/2010/wordprocessingCanvas" xmlns:cx="http://schemas.microsoft.com/office/drawing/2014/chartex" xmlns:cx1="http://schemas.microsoft.com/office/drawing/2015/9/8/chartex" xmlns:cx2="http://schemas.microsoft.com/office/drawing/2015/10/21/chartex" xmlns:cx3="http://schemas.microsoft.com/office/drawing/2016/5/9/chartex" xmlns:cx4="http://schemas.microsoft.com/office/drawing/2016/5/10/chartex" xmlns:cx5="http://schemas.microsoft.com/office/drawing/2016/5/11/chartex" xmlns:cx6="http://schemas.microsoft.com/office/drawing/2016/5/12/chartex" xmlns:cx7="http://schemas.microsoft.com/office/drawing/2016/5/13/chartex" xmlns:cx8="http://schemas.microsoft.com/office/drawing/2016/5/14/chartex" xmlns:mc="http://schemas.openxmlformats.org/markup-compatibility/2006" xmlns:aink="http://schemas.microsoft.com/office/drawing/2016/ink" xmlns:am3d="http://schemas.microsoft.com/office/drawing/2017/model3d" xmlns:o="urn:schemas-microsoft-com:office:office" xmlns:oel="http://schemas.microsoft.com/office/2019/extlst" xmlns:r="http://schemas.openxmlformats.org/officeDocument/2006/relationships" xmlns:m="http://schemas.openxmlformats.org/officeDocument/2006/math" xmlns:v="urn:schemas-microsoft-com:vml" xmlns:wp14="http://schemas.microsoft.com/office/word/2010/wordprocessingDrawing" xmlns:wp="http://schemas.openxmlformats.org/drawingml/2006/wordprocessingDrawing" xmlns:w10="urn:schemas-microsoft-com:office:word" xmlns:w="http://schemas.openxmlformats.org/wordprocessingml/2006/main" xmlns:w14="http://schemas.microsoft.com/office/word/2010/wordml" xmlns:w15="http://schemas.microsoft.com/office/word/2012/wordml" xmlns:w16cex="http://schemas.microsoft.com/office/word/2018/wordml/cex" xmlns:w16cid="http://schemas.microsoft.com/office/word/2016/wordml/cid" xmlns:w16="http://schemas.microsoft.com/office/word/2018/wordml" xmlns:w16du="http://schemas.microsoft.com/office/word/2023/wordml/word16du" xmlns:w16sdtdh="http://schemas.microsoft.com/office/word/2020/wordml/sdtdatahash" xmlns:w16sdtfl="http://schemas.microsoft.com/office/word/2024/wordml/sdtformatlock" xmlns:w16se="http://schemas.microsoft.com/office/word/2015/wordml/symex" xmlns:wpg="http://schemas.microsoft.com/office/word/2010/wordprocessingGroup" xmlns:wpi="http://schemas.microsoft.com/office/word/2010/wordprocessingInk" xmlns:wne="http://schemas.microsoft.com/office/word/2006/wordml" xmlns:wps="http://schemas.microsoft.com/office/word/2010/wordprocessingShape" mc:Ignorable="w14 w15 w16se w16cid w16 w16cex w16sdtdh w16sdtfl w16du wp14">
+  <w:p>
+    <w:pPr>
+      <w:pStyle w:val="Header"/>
+    </w:pPr>
+  </w:p>
+</w:hdr>
+</file>
+
+<file path=word/header2.xml><?xml version="1.0" encoding="utf-8"?>
+<w:hdr xmlns:wpc="http://schemas.microsoft.com/office/word/2010/wordprocessingCanvas" xmlns:cx="http://schemas.microsoft.com/office/drawing/2014/chartex" xmlns:cx1="http://schemas.microsoft.com/office/drawing/2015/9/8/chartex" xmlns:cx2="http://schemas.microsoft.com/office/drawing/2015/10/21/chartex" xmlns:cx3="http://schemas.microsoft.com/office/drawing/2016/5/9/chartex" xmlns:cx4="http://schemas.microsoft.com/office/drawing/2016/5/10/chartex" xmlns:cx5="http://schemas.microsoft.com/office/drawing/2016/5/11/chartex" xmlns:cx6="http://schemas.microsoft.com/office/drawing/2016/5/12/chartex" xmlns:cx7="http://schemas.microsoft.com/office/drawing/2016/5/13/chartex" xmlns:cx8="http://schemas.microsoft.com/office/drawing/2016/5/14/chartex" xmlns:mc="http://schemas.openxmlformats.org/markup-compatibility/2006" xmlns:aink="http://schemas.microsoft.com/office/drawing/2016/ink" xmlns:am3d="http://schemas.microsoft.com/office/drawing/2017/model3d" xmlns:o="urn:schemas-microsoft-com:office:office" xmlns:oel="http://schemas.microsoft.com/office/2019/extlst" xmlns:r="http://schemas.openxmlformats.org/officeDocument/2006/relationships" xmlns:m="http://schemas.openxmlformats.org/officeDocument/2006/math" xmlns:v="urn:schemas-microsoft-com:vml" xmlns:wp14="http://schemas.microsoft.com/office/word/2010/wordprocessingDrawing" xmlns:wp="http://schemas.openxmlformats.org/drawingml/2006/wordprocessingDrawing" xmlns:w10="urn:schemas-microsoft-com:office:word" xmlns:w="http://schemas.openxmlformats.org/wordprocessingml/2006/main" xmlns:w14="http://schemas.microsoft.com/office/word/2010/wordml" xmlns:w15="http://schemas.microsoft.com/office/word/2012/wordml" xmlns:w16cex="http://schemas.microsoft.com/office/word/2018/wordml/cex" xmlns:w16cid="http://schemas.microsoft.com/office/word/2016/wordml/cid" xmlns:w16="http://schemas.microsoft.com/office/word/2018/wordml" xmlns:w16du="http://schemas.microsoft.com/office/word/2023/wordml/word16du" xmlns:w16sdtdh="http://schemas.microsoft.com/office/word/2020/wordml/sdtdatahash" xmlns:w16sdtfl="http://schemas.microsoft.com/office/word/2024/wordml/sdtformatlock" xmlns:w16se="http://schemas.microsoft.com/office/word/2015/wordml/symex" xmlns:wpg="http://schemas.microsoft.com/office/word/2010/wordprocessingGroup" xmlns:wpi="http://schemas.microsoft.com/office/word/2010/wordprocessingInk" xmlns:wne="http://schemas.microsoft.com/office/word/2006/wordml" xmlns:wps="http://schemas.microsoft.com/office/word/2010/wordprocessingShape" mc:Ignorable="w14 w15 w16se w16cid w16 w16cex w16sdtdh w16sdtfl w16du wp14">
+  <w:p>
+    <w:pPr>
+      <w:jc w:val="right"/>
+      <w:rPr>
+        <w:rFonts w:ascii="Century Gothic" w:hAnsi="Century Gothic"/>
+        <w:snapToGrid w:val="0"/>
+        <w:color w:val="000000"/>
+        <w:sz w:val="18"/>
+        <w:szCs w:val="18"/>
+      </w:rPr>
+    </w:pPr>
+    <w:r>
+      <w:rPr>
+        <w:rFonts w:ascii="Century Gothic" w:hAnsi="Century Gothic"/>
+        <w:snapToGrid w:val="0"/>
+        <w:color w:val="000000"/>
+        <w:sz w:val="18"/>
+        <w:szCs w:val="18"/>
+      </w:rPr>
+      <w:t>CEIT- QF - 03</w:t>
+    </w:r>
+  </w:p>
   <w:p>
     <w:pPr>
       <w:jc w:val="center"/>
@@ -3919,8 +3788,18 @@
 </w:hdr>
 </file>
 
+<file path=word/header3.xml><?xml version="1.0" encoding="utf-8"?>
+<w:hdr xmlns:wpc="http://schemas.microsoft.com/office/word/2010/wordprocessingCanvas" xmlns:cx="http://schemas.microsoft.com/office/drawing/2014/chartex" xmlns:cx1="http://schemas.microsoft.com/office/drawing/2015/9/8/chartex" xmlns:cx2="http://schemas.microsoft.com/office/drawing/2015/10/21/chartex" xmlns:cx3="http://schemas.microsoft.com/office/drawing/2016/5/9/chartex" xmlns:cx4="http://schemas.microsoft.com/office/drawing/2016/5/10/chartex" xmlns:cx5="http://schemas.microsoft.com/office/drawing/2016/5/11/chartex" xmlns:cx6="http://schemas.microsoft.com/office/drawing/2016/5/12/chartex" xmlns:cx7="http://schemas.microsoft.com/office/drawing/2016/5/13/chartex" xmlns:cx8="http://schemas.microsoft.com/office/drawing/2016/5/14/chartex" xmlns:mc="http://schemas.openxmlformats.org/markup-compatibility/2006" xmlns:aink="http://schemas.microsoft.com/office/drawing/2016/ink" xmlns:am3d="http://schemas.microsoft.com/office/drawing/2017/model3d" xmlns:o="urn:schemas-microsoft-com:office:office" xmlns:oel="http://schemas.microsoft.com/office/2019/extlst" xmlns:r="http://schemas.openxmlformats.org/officeDocument/2006/relationships" xmlns:m="http://schemas.openxmlformats.org/officeDocument/2006/math" xmlns:v="urn:schemas-microsoft-com:vml" xmlns:wp14="http://schemas.microsoft.com/office/word/2010/wordprocessingDrawing" xmlns:wp="http://schemas.openxmlformats.org/drawingml/2006/wordprocessingDrawing" xmlns:w10="urn:schemas-microsoft-com:office:word" xmlns:w="http://schemas.openxmlformats.org/wordprocessingml/2006/main" xmlns:w14="http://schemas.microsoft.com/office/word/2010/wordml" xmlns:w15="http://schemas.microsoft.com/office/word/2012/wordml" xmlns:w16cex="http://schemas.microsoft.com/office/word/2018/wordml/cex" xmlns:w16cid="http://schemas.microsoft.com/office/word/2016/wordml/cid" xmlns:w16="http://schemas.microsoft.com/office/word/2018/wordml" xmlns:w16du="http://schemas.microsoft.com/office/word/2023/wordml/word16du" xmlns:w16sdtdh="http://schemas.microsoft.com/office/word/2020/wordml/sdtdatahash" xmlns:w16sdtfl="http://schemas.microsoft.com/office/word/2024/wordml/sdtformatlock" xmlns:w16se="http://schemas.microsoft.com/office/word/2015/wordml/symex" xmlns:wpg="http://schemas.microsoft.com/office/word/2010/wordprocessingGroup" xmlns:wpi="http://schemas.microsoft.com/office/word/2010/wordprocessingInk" xmlns:wne="http://schemas.microsoft.com/office/word/2006/wordml" xmlns:wps="http://schemas.microsoft.com/office/word/2010/wordprocessingShape" mc:Ignorable="w14 w15 w16se w16cid w16 w16cex w16sdtdh w16sdtfl w16du wp14">
+  <w:p>
+    <w:pPr>
+      <w:pStyle w:val="Header"/>
+    </w:pPr>
+  </w:p>
+</w:hdr>
+</file>
+
 <file path=word/numbering.xml><?xml version="1.0" encoding="utf-8"?>
-<w:numbering xmlns:wpc="http://schemas.microsoft.com/office/word/2010/wordprocessingCanvas" xmlns:cx="http://schemas.microsoft.com/office/drawing/2014/chartex" xmlns:cx1="http://schemas.microsoft.com/office/drawing/2015/9/8/chartex" xmlns:cx2="http://schemas.microsoft.com/office/drawing/2015/10/21/chartex" xmlns:cx3="http://schemas.microsoft.com/office/drawing/2016/5/9/chartex" xmlns:cx4="http://schemas.microsoft.com/office/drawing/2016/5/10/chartex" xmlns:cx5="http://schemas.microsoft.com/office/drawing/2016/5/11/chartex" xmlns:cx6="http://schemas.microsoft.com/office/drawing/2016/5/12/chartex" xmlns:cx7="http://schemas.microsoft.com/office/drawing/2016/5/13/chartex" xmlns:cx8="http://schemas.microsoft.com/office/drawing/2016/5/14/chartex" xmlns:mc="http://schemas.openxmlformats.org/markup-compatibility/2006" xmlns:aink="http://schemas.microsoft.com/office/drawing/2016/ink" xmlns:am3d="http://schemas.microsoft.com/office/drawing/2017/model3d" xmlns:o="urn:schemas-microsoft-com:office:office" xmlns:oel="http://schemas.microsoft.com/office/2019/extlst" xmlns:r="http://schemas.openxmlformats.org/officeDocument/2006/relationships" xmlns:m="http://schemas.openxmlformats.org/officeDocument/2006/math" xmlns:v="urn:schemas-microsoft-com:vml" xmlns:wp14="http://schemas.microsoft.com/office/word/2010/wordprocessingDrawing" xmlns:wp="http://schemas.openxmlformats.org/drawingml/2006/wordprocessingDrawing" xmlns:w10="urn:schemas-microsoft-com:office:word" xmlns:w="http://schemas.openxmlformats.org/wordprocessingml/2006/main" xmlns:w14="http://schemas.microsoft.com/office/word/2010/wordml" xmlns:w15="http://schemas.microsoft.com/office/word/2012/wordml" xmlns:w16cei="http://schemas.microsoft.com/office/word/2026/wordml/cei" xmlns:w16cex="http://schemas.microsoft.com/office/word/2018/wordml/cex" xmlns:w16cid="http://schemas.microsoft.com/office/word/2016/wordml/cid" xmlns:w16="http://schemas.microsoft.com/office/word/2018/wordml" xmlns:w16du="http://schemas.microsoft.com/office/word/2023/wordml/word16du" xmlns:w16sdtdh="http://schemas.microsoft.com/office/word/2020/wordml/sdtdatahash" xmlns:w16sdtfl="http://schemas.microsoft.com/office/word/2024/wordml/sdtformatlock" xmlns:w16se="http://schemas.microsoft.com/office/word/2015/wordml/symex" xmlns:wpg="http://schemas.microsoft.com/office/word/2010/wordprocessingGroup" xmlns:wpi="http://schemas.microsoft.com/office/word/2010/wordprocessingInk" xmlns:wne="http://schemas.microsoft.com/office/word/2006/wordml" xmlns:wps="http://schemas.microsoft.com/office/word/2010/wordprocessingShape" mc:Ignorable="w14 w15 w16se w16cid w16 w16cex w16sdtdh w16sdtfl w16du wp14">
+<w:numbering xmlns:wpc="http://schemas.microsoft.com/office/word/2010/wordprocessingCanvas" xmlns:cx="http://schemas.microsoft.com/office/drawing/2014/chartex" xmlns:cx1="http://schemas.microsoft.com/office/drawing/2015/9/8/chartex" xmlns:cx2="http://schemas.microsoft.com/office/drawing/2015/10/21/chartex" xmlns:cx3="http://schemas.microsoft.com/office/drawing/2016/5/9/chartex" xmlns:cx4="http://schemas.microsoft.com/office/drawing/2016/5/10/chartex" xmlns:cx5="http://schemas.microsoft.com/office/drawing/2016/5/11/chartex" xmlns:cx6="http://schemas.microsoft.com/office/drawing/2016/5/12/chartex" xmlns:cx7="http://schemas.microsoft.com/office/drawing/2016/5/13/chartex" xmlns:cx8="http://schemas.microsoft.com/office/drawing/2016/5/14/chartex" xmlns:mc="http://schemas.openxmlformats.org/markup-compatibility/2006" xmlns:aink="http://schemas.microsoft.com/office/drawing/2016/ink" xmlns:am3d="http://schemas.microsoft.com/office/drawing/2017/model3d" xmlns:o="urn:schemas-microsoft-com:office:office" xmlns:oel="http://schemas.microsoft.com/office/2019/extlst" xmlns:r="http://schemas.openxmlformats.org/officeDocument/2006/relationships" xmlns:m="http://schemas.openxmlformats.org/officeDocument/2006/math" xmlns:v="urn:schemas-microsoft-com:vml" xmlns:wp14="http://schemas.microsoft.com/office/word/2010/wordprocessingDrawing" xmlns:wp="http://schemas.openxmlformats.org/drawingml/2006/wordprocessingDrawing" xmlns:w10="urn:schemas-microsoft-com:office:word" xmlns:w="http://schemas.openxmlformats.org/wordprocessingml/2006/main" xmlns:w14="http://schemas.microsoft.com/office/word/2010/wordml" xmlns:w15="http://schemas.microsoft.com/office/word/2012/wordml" xmlns:w16cex="http://schemas.microsoft.com/office/word/2018/wordml/cex" xmlns:w16cid="http://schemas.microsoft.com/office/word/2016/wordml/cid" xmlns:w16="http://schemas.microsoft.com/office/word/2018/wordml" xmlns:w16du="http://schemas.microsoft.com/office/word/2023/wordml/word16du" xmlns:w16sdtdh="http://schemas.microsoft.com/office/word/2020/wordml/sdtdatahash" xmlns:w16sdtfl="http://schemas.microsoft.com/office/word/2024/wordml/sdtformatlock" xmlns:w16se="http://schemas.microsoft.com/office/word/2015/wordml/symex" xmlns:wpg="http://schemas.microsoft.com/office/word/2010/wordprocessingGroup" xmlns:wpi="http://schemas.microsoft.com/office/word/2010/wordprocessingInk" xmlns:wne="http://schemas.microsoft.com/office/word/2006/wordml" xmlns:wps="http://schemas.microsoft.com/office/word/2010/wordprocessingShape" mc:Ignorable="w14 w15 w16se w16cid w16 w16cex w16sdtdh w16sdtfl w16du wp14">
   <w:abstractNum w:abstractNumId="0" w15:restartNumberingAfterBreak="0">
     <w:nsid w:val="0E6F5C24"/>
     <w:multiLevelType w:val="hybridMultilevel"/>
